--- a/reports/Final_Report.docx
+++ b/reports/Final_Report.docx
@@ -77,15 +77,7 @@
         <w:t>ing</w:t>
       </w:r>
       <w:r>
-        <w:t xml:space="preserve"> the AI Jobs Dataset 2026 through </w:t>
-      </w:r>
-      <w:proofErr w:type="spellStart"/>
-      <w:r>
-        <w:t>KaggleHub</w:t>
-      </w:r>
-      <w:proofErr w:type="spellEnd"/>
-      <w:r>
-        <w:t>. It loaded both an organized dataset and a raw postings file, then used the organized dataset for subsequent analysis. Its 22 variables included job title, employer characteristics, location, country, work arrangement, salary range, experience level, education, skills, specialization, and applicant count.</w:t>
+        <w:t xml:space="preserve"> the AI Jobs Dataset 2026 through KaggleHub. It loaded both an organized dataset and a raw postings file, then used the organized dataset for subsequent analysis. Its 22 variables included job title, employer characteristics, location, country, work arrangement, salary range, experience level, education, skills, specialization, and applicant count.</w:t>
       </w:r>
     </w:p>
     <w:p>
@@ -198,15 +190,7 @@
         <w:t xml:space="preserve">the majority of the postings with </w:t>
       </w:r>
       <w:r>
-        <w:t xml:space="preserve">3,245 postings, followed by </w:t>
-      </w:r>
-      <w:proofErr w:type="spellStart"/>
-      <w:r>
-        <w:t>MLOps</w:t>
-      </w:r>
-      <w:proofErr w:type="spellEnd"/>
-      <w:r>
-        <w:t xml:space="preserve"> with </w:t>
+        <w:t xml:space="preserve">3,245 postings, followed by MLOps with </w:t>
       </w:r>
       <w:r>
         <w:t>~1400</w:t>
@@ -430,39 +414,7 @@
     </w:p>
     <w:p>
       <w:r>
-        <w:t xml:space="preserve">The recorded skill-frequency analysis identified Pandas as the most common skill, appearing in approximately 46.0% of this subset. Several traditional machine-learning tools and methods appeared in approximately 39–40% of postings, including </w:t>
-      </w:r>
-      <w:proofErr w:type="spellStart"/>
-      <w:r>
-        <w:t>LightGBM</w:t>
-      </w:r>
-      <w:proofErr w:type="spellEnd"/>
-      <w:r>
-        <w:t xml:space="preserve">, Scikit-learn, Random Forest, Regression, </w:t>
-      </w:r>
-      <w:proofErr w:type="spellStart"/>
-      <w:r>
-        <w:t>XGBoost</w:t>
-      </w:r>
-      <w:proofErr w:type="spellEnd"/>
-      <w:r>
-        <w:t xml:space="preserve">, NumPy, Supervised Learning, and Feature Engineering. </w:t>
-      </w:r>
-      <w:proofErr w:type="spellStart"/>
-      <w:r>
-        <w:t>PyTorch</w:t>
-      </w:r>
-      <w:proofErr w:type="spellEnd"/>
-      <w:r>
-        <w:t xml:space="preserve"> appeared in approximately 22.1%, while several </w:t>
-      </w:r>
-      <w:proofErr w:type="spellStart"/>
-      <w:r>
-        <w:t>MLOps</w:t>
-      </w:r>
-      <w:proofErr w:type="spellEnd"/>
-      <w:r>
-        <w:t xml:space="preserve"> tools appeared in approximately 19%.</w:t>
+        <w:t>The recorded skill-frequency analysis identified Pandas as the most common skill, appearing in approximately 46.0% of this subset. Several traditional machine-learning tools and methods appeared in approximately 39–40% of postings, including LightGBM, Scikit-learn, Random Forest, Regression, XGBoost, NumPy, Supervised Learning, and Feature Engineering. PyTorch appeared in approximately 22.1%, while several MLOps tools appeared in approximately 19%.</w:t>
       </w:r>
     </w:p>
     <w:p>
@@ -536,15 +488,7 @@
               <w:cnfStyle w:val="000000000000" w:firstRow="0" w:lastRow="0" w:firstColumn="0" w:lastColumn="0" w:oddVBand="0" w:evenVBand="0" w:oddHBand="0" w:evenHBand="0" w:firstRowFirstColumn="0" w:firstRowLastColumn="0" w:lastRowFirstColumn="0" w:lastRowLastColumn="0"/>
             </w:pPr>
             <w:r>
-              <w:t xml:space="preserve">OCR, </w:t>
-            </w:r>
-            <w:proofErr w:type="spellStart"/>
-            <w:r>
-              <w:t>ResNet</w:t>
-            </w:r>
-            <w:proofErr w:type="spellEnd"/>
-            <w:r>
-              <w:t>, OpenCV, YOLO, image processing</w:t>
+              <w:t>OCR, ResNet, OpenCV, YOLO, image processing</w:t>
             </w:r>
           </w:p>
         </w:tc>
@@ -570,15 +514,7 @@
               <w:cnfStyle w:val="000000000000" w:firstRow="0" w:lastRow="0" w:firstColumn="0" w:lastColumn="0" w:oddVBand="0" w:evenVBand="0" w:oddHBand="0" w:evenHBand="0" w:firstRowFirstColumn="0" w:firstRowLastColumn="0" w:lastRowFirstColumn="0" w:lastRowLastColumn="0"/>
             </w:pPr>
             <w:r>
-              <w:t xml:space="preserve">Matplotlib, </w:t>
-            </w:r>
-            <w:proofErr w:type="spellStart"/>
-            <w:r>
-              <w:t>Statsmodels</w:t>
-            </w:r>
-            <w:proofErr w:type="spellEnd"/>
-            <w:r>
-              <w:t>, SQL, A/B testing, data visualization</w:t>
+              <w:t>Matplotlib, Statsmodels, SQL, A/B testing, data visualization</w:t>
             </w:r>
           </w:p>
         </w:tc>
@@ -604,13 +540,8 @@
               <w:cnfStyle w:val="000000000000" w:firstRow="0" w:lastRow="0" w:firstColumn="0" w:lastColumn="0" w:oddVBand="0" w:evenVBand="0" w:oddHBand="0" w:evenHBand="0" w:firstRowFirstColumn="0" w:firstRowLastColumn="0" w:lastRowFirstColumn="0" w:lastRowLastColumn="0"/>
             </w:pPr>
             <w:r>
-              <w:t xml:space="preserve">Backpropagation, CNNs, CUDA, neural networks, </w:t>
-            </w:r>
-            <w:proofErr w:type="spellStart"/>
-            <w:r>
-              <w:t>Keras</w:t>
-            </w:r>
-            <w:proofErr w:type="spellEnd"/>
+              <w:t>Backpropagation, CNNs, CUDA, neural networks, Keras</w:t>
+            </w:r>
           </w:p>
         </w:tc>
       </w:tr>
@@ -647,11 +578,9 @@
             <w:tcW w:w="2155" w:type="dxa"/>
           </w:tcPr>
           <w:p>
-            <w:proofErr w:type="spellStart"/>
             <w:r>
               <w:t>MLOps</w:t>
             </w:r>
-            <w:proofErr w:type="spellEnd"/>
           </w:p>
         </w:tc>
         <w:tc>
@@ -689,15 +618,7 @@
               <w:cnfStyle w:val="000000000000" w:firstRow="0" w:lastRow="0" w:firstColumn="0" w:lastColumn="0" w:oddVBand="0" w:evenVBand="0" w:oddHBand="0" w:evenHBand="0" w:firstRowFirstColumn="0" w:firstRowLastColumn="0" w:lastRowFirstColumn="0" w:lastRowLastColumn="0"/>
             </w:pPr>
             <w:r>
-              <w:t xml:space="preserve">Feature engineering, supervised learning, NumPy, </w:t>
-            </w:r>
-            <w:proofErr w:type="spellStart"/>
-            <w:r>
-              <w:t>XGBoost</w:t>
-            </w:r>
-            <w:proofErr w:type="spellEnd"/>
-            <w:r>
-              <w:t>, regression</w:t>
+              <w:t>Feature engineering, supervised learning, NumPy, XGBoost, regression</w:t>
             </w:r>
           </w:p>
         </w:tc>
@@ -723,15 +644,7 @@
               <w:cnfStyle w:val="000000000000" w:firstRow="0" w:lastRow="0" w:firstColumn="0" w:lastColumn="0" w:oddVBand="0" w:evenVBand="0" w:oddHBand="0" w:evenHBand="0" w:firstRowFirstColumn="0" w:firstRowLastColumn="0" w:lastRowFirstColumn="0" w:lastRowLastColumn="0"/>
             </w:pPr>
             <w:r>
-              <w:t xml:space="preserve">GPT, BERT, </w:t>
-            </w:r>
-            <w:proofErr w:type="spellStart"/>
-            <w:r>
-              <w:t>spaCy</w:t>
-            </w:r>
-            <w:proofErr w:type="spellEnd"/>
-            <w:r>
-              <w:t>, tokenization, Transformers</w:t>
+              <w:t>GPT, BERT, spaCy, tokenization, Transformers</w:t>
             </w:r>
           </w:p>
         </w:tc>
@@ -842,6 +755,20 @@
           <w:b/>
           <w:bCs/>
         </w:rPr>
+        <w:t>Models Selected</w:t>
+      </w:r>
+    </w:p>
+    <w:p>
+      <w:r>
+        <w:t xml:space="preserve">I chose to work with a Linear Regression model asit provided an interpretable starting point. I also worked with a Random Forest to try a different model that wasn’t related to linear regression while wanting to see if I could find any nonlinear relationships and interactions by averaging predictions from multiple decision trees. </w:t>
+      </w:r>
+    </w:p>
+    <w:p>
+      <w:r>
+        <w:rPr>
+          <w:b/>
+          <w:bCs/>
+        </w:rPr>
         <w:t>Feature Engineering</w:t>
       </w:r>
     </w:p>
@@ -875,113 +802,866 @@
       </w:r>
     </w:p>
     <w:p>
+      <w:pPr>
+        <w:pStyle w:val="Heading2"/>
+      </w:pPr>
+      <w:r>
+        <w:t>Modeling</w:t>
+      </w:r>
+    </w:p>
+    <w:p/>
+    <w:p>
       <w:r>
         <w:rPr>
           <w:b/>
           <w:bCs/>
         </w:rPr>
-        <w:t>Hyperparameter Tuning Strategy</w:t>
-      </w:r>
-    </w:p>
-    <w:p>
-      <w:r>
-        <w:t>Hyperparameters are settings specified before model fitting, such as whether Linear Regression includes an intercept or how deep a Random Forest tree can grow. They differ from learned parameters, such as regression coefficients and tree split thresholds, which are estimated from the training data. This project compared a small set of hyperparameter combinations for each model and selected the combination with the lowest average validation MAE.</w:t>
-      </w:r>
-    </w:p>
-    <w:p>
-      <w:r>
         <w:lastRenderedPageBreak/>
-        <w:t>For each candidate configuration, five-fold cross-validation fitted the model on four training folds and evaluated it on the remaining fold, repeating the process until every fold had served as validation data. Both searches used </w:t>
-      </w:r>
-      <w:proofErr w:type="spellStart"/>
-      <w:r>
-        <w:t>KFold</w:t>
-      </w:r>
-      <w:proofErr w:type="spellEnd"/>
-      <w:r>
-        <w:t>(</w:t>
-      </w:r>
-      <w:proofErr w:type="spellStart"/>
-      <w:r>
-        <w:t>n_splits</w:t>
-      </w:r>
-      <w:proofErr w:type="spellEnd"/>
-      <w:r>
-        <w:t xml:space="preserve">=5, shuffle=True, </w:t>
-      </w:r>
-      <w:proofErr w:type="spellStart"/>
-      <w:r>
-        <w:t>random_state</w:t>
-      </w:r>
-      <w:proofErr w:type="spellEnd"/>
-      <w:r>
-        <w:t>=42), providing matching validation partitions. The scoring setting was </w:t>
-      </w:r>
-      <w:proofErr w:type="spellStart"/>
-      <w:r>
-        <w:t>neg_mean_absolute_error</w:t>
-      </w:r>
-      <w:proofErr w:type="spellEnd"/>
-      <w:r>
-        <w:t>: the search maximized the negative score, which is equivalent to minimizing MAE. Scores were converted back to positive error values for reporting.</w:t>
-      </w:r>
-    </w:p>
-    <w:p>
-      <w:r>
-        <w:t>Linear Regression used </w:t>
-      </w:r>
-      <w:proofErr w:type="spellStart"/>
-      <w:r>
-        <w:t>RandomizedSearchCV</w:t>
-      </w:r>
-      <w:proofErr w:type="spellEnd"/>
-      <w:r>
-        <w:t> with </w:t>
-      </w:r>
-      <w:proofErr w:type="spellStart"/>
-      <w:r>
-        <w:t>n_iter</w:t>
-      </w:r>
-      <w:proofErr w:type="spellEnd"/>
-      <w:r>
-        <w:t>=4. Because its search space contained exactly four combinations, the search evaluated every combination rather than sampling only part of the space. Random Forest used </w:t>
-      </w:r>
-      <w:proofErr w:type="spellStart"/>
-      <w:r>
-        <w:t>GridSearchCV</w:t>
-      </w:r>
-      <w:proofErr w:type="spellEnd"/>
-      <w:r>
-        <w:t> to evaluate all eight combinations in its search space. This required 20 cross-validation fits for Linear Regression and 40 for Random Forest, followed by one refit of each selected configuration on all 7,012 training rows. The 1,754 test rows were excluded from these searches and used afterward for the recorded model comparison.</w:t>
-      </w:r>
-    </w:p>
-    <w:p>
-      <w:r>
-        <w:t>The fixed random seeds supported reproducibility; they were not tuned for better scores. Likewise, </w:t>
-      </w:r>
-      <w:proofErr w:type="spellStart"/>
-      <w:r>
-        <w:t>n_jobs</w:t>
-      </w:r>
-      <w:proofErr w:type="spellEnd"/>
-      <w:r>
-        <w:t> controlled computation rather than model quality. Both searches used </w:t>
-      </w:r>
-      <w:proofErr w:type="spellStart"/>
-      <w:r>
-        <w:t>n_jobs</w:t>
-      </w:r>
-      <w:proofErr w:type="spellEnd"/>
-      <w:r>
-        <w:t>=-1 to parallelize candidate evaluation, while each forest used </w:t>
-      </w:r>
-      <w:proofErr w:type="spellStart"/>
-      <w:r>
-        <w:t>n_jobs</w:t>
-      </w:r>
-      <w:proofErr w:type="spellEnd"/>
-      <w:r>
-        <w:t>=1 to avoid parallelizing at both levels. Training scores were retained alongside validation scores to assess overfitting. The validation standard deviations describe variation across these five folds, not confidence intervals, and the winning validation scores are not independent evaluations because they also guided selection. The earlier preprocessing limitations are discussed in Section 8.</w:t>
+        <w:t>Linear Regression</w:t>
+      </w:r>
+    </w:p>
+    <w:p>
+      <w:r>
+        <w:t>Linear Regression provided an interpretable starting point. Bachelor's education and entry-level experience were omitted as reference categories, leaving 20 predictors. The same predictor columns were used for all four configurations. The search varied two settings:</w:t>
+      </w:r>
+    </w:p>
+    <w:tbl>
+      <w:tblPr>
+        <w:tblStyle w:val="GridTable4"/>
+        <w:tblW w:w="9463" w:type="dxa"/>
+        <w:tblLook w:val="04A0" w:firstRow="1" w:lastRow="0" w:firstColumn="1" w:lastColumn="0" w:noHBand="0" w:noVBand="1"/>
+      </w:tblPr>
+      <w:tblGrid>
+        <w:gridCol w:w="2142"/>
+        <w:gridCol w:w="1842"/>
+        <w:gridCol w:w="3500"/>
+        <w:gridCol w:w="1979"/>
+      </w:tblGrid>
+      <w:tr>
+        <w:trPr>
+          <w:cnfStyle w:val="100000000000" w:firstRow="1" w:lastRow="0" w:firstColumn="0" w:lastColumn="0" w:oddVBand="0" w:evenVBand="0" w:oddHBand="0" w:evenHBand="0" w:firstRowFirstColumn="0" w:firstRowLastColumn="0" w:lastRowFirstColumn="0" w:lastRowLastColumn="0"/>
+        </w:trPr>
+        <w:tc>
+          <w:tcPr>
+            <w:cnfStyle w:val="001000000000" w:firstRow="0" w:lastRow="0" w:firstColumn="1" w:lastColumn="0" w:oddVBand="0" w:evenVBand="0" w:oddHBand="0" w:evenHBand="0" w:firstRowFirstColumn="0" w:firstRowLastColumn="0" w:lastRowFirstColumn="0" w:lastRowLastColumn="0"/>
+            <w:tcW w:w="2142" w:type="dxa"/>
+          </w:tcPr>
+          <w:p>
+            <w:r>
+              <w:rPr>
+                <w:color w:val="auto"/>
+              </w:rPr>
+              <w:t>Hyperparameter</w:t>
+            </w:r>
+          </w:p>
+        </w:tc>
+        <w:tc>
+          <w:tcPr>
+            <w:tcW w:w="1842" w:type="dxa"/>
+          </w:tcPr>
+          <w:p>
+            <w:pPr>
+              <w:cnfStyle w:val="100000000000" w:firstRow="1" w:lastRow="0" w:firstColumn="0" w:lastColumn="0" w:oddVBand="0" w:evenVBand="0" w:oddHBand="0" w:evenHBand="0" w:firstRowFirstColumn="0" w:firstRowLastColumn="0" w:lastRowFirstColumn="0" w:lastRowLastColumn="0"/>
+            </w:pPr>
+            <w:r>
+              <w:t>Values Tested</w:t>
+            </w:r>
+          </w:p>
+        </w:tc>
+        <w:tc>
+          <w:tcPr>
+            <w:tcW w:w="3500" w:type="dxa"/>
+          </w:tcPr>
+          <w:p>
+            <w:pPr>
+              <w:cnfStyle w:val="100000000000" w:firstRow="1" w:lastRow="0" w:firstColumn="0" w:lastColumn="0" w:oddVBand="0" w:evenVBand="0" w:oddHBand="0" w:evenHBand="0" w:firstRowFirstColumn="0" w:firstRowLastColumn="0" w:lastRowFirstColumn="0" w:lastRowLastColumn="0"/>
+            </w:pPr>
+            <w:r>
+              <w:t>What It Controls</w:t>
+            </w:r>
+          </w:p>
+        </w:tc>
+        <w:tc>
+          <w:tcPr>
+            <w:tcW w:w="1979" w:type="dxa"/>
+          </w:tcPr>
+          <w:p>
+            <w:pPr>
+              <w:cnfStyle w:val="100000000000" w:firstRow="1" w:lastRow="0" w:firstColumn="0" w:lastColumn="0" w:oddVBand="0" w:evenVBand="0" w:oddHBand="0" w:evenHBand="0" w:firstRowFirstColumn="0" w:firstRowLastColumn="0" w:lastRowFirstColumn="0" w:lastRowLastColumn="0"/>
+            </w:pPr>
+            <w:r>
+              <w:t>Selected Value</w:t>
+            </w:r>
+          </w:p>
+        </w:tc>
+      </w:tr>
+      <w:tr>
+        <w:trPr>
+          <w:cnfStyle w:val="000000100000" w:firstRow="0" w:lastRow="0" w:firstColumn="0" w:lastColumn="0" w:oddVBand="0" w:evenVBand="0" w:oddHBand="1" w:evenHBand="0" w:firstRowFirstColumn="0" w:firstRowLastColumn="0" w:lastRowFirstColumn="0" w:lastRowLastColumn="0"/>
+        </w:trPr>
+        <w:tc>
+          <w:tcPr>
+            <w:cnfStyle w:val="001000000000" w:firstRow="0" w:lastRow="0" w:firstColumn="1" w:lastColumn="0" w:oddVBand="0" w:evenVBand="0" w:oddHBand="0" w:evenHBand="0" w:firstRowFirstColumn="0" w:firstRowLastColumn="0" w:lastRowFirstColumn="0" w:lastRowLastColumn="0"/>
+            <w:tcW w:w="2142" w:type="dxa"/>
+          </w:tcPr>
+          <w:p>
+            <w:r>
+              <w:t>fit_intercept</w:t>
+            </w:r>
+          </w:p>
+        </w:tc>
+        <w:tc>
+          <w:tcPr>
+            <w:tcW w:w="1842" w:type="dxa"/>
+          </w:tcPr>
+          <w:p>
+            <w:pPr>
+              <w:cnfStyle w:val="000000100000" w:firstRow="0" w:lastRow="0" w:firstColumn="0" w:lastColumn="0" w:oddVBand="0" w:evenVBand="0" w:oddHBand="1" w:evenHBand="0" w:firstRowFirstColumn="0" w:firstRowLastColumn="0" w:lastRowFirstColumn="0" w:lastRowLastColumn="0"/>
+            </w:pPr>
+            <w:r>
+              <w:t>True, False</w:t>
+            </w:r>
+          </w:p>
+        </w:tc>
+        <w:tc>
+          <w:tcPr>
+            <w:tcW w:w="3500" w:type="dxa"/>
+          </w:tcPr>
+          <w:p>
+            <w:pPr>
+              <w:cnfStyle w:val="000000100000" w:firstRow="0" w:lastRow="0" w:firstColumn="0" w:lastColumn="0" w:oddVBand="0" w:evenVBand="0" w:oddHBand="1" w:evenHBand="0" w:firstRowFirstColumn="0" w:firstRowLastColumn="0" w:lastRowFirstColumn="0" w:lastRowLastColumn="0"/>
+            </w:pPr>
+            <w:r>
+              <w:t>Whether the model learns a constant starting value in addition to feature coefficients. With False, that constant is fixed at zero.</w:t>
+            </w:r>
+          </w:p>
+        </w:tc>
+        <w:tc>
+          <w:tcPr>
+            <w:tcW w:w="1979" w:type="dxa"/>
+          </w:tcPr>
+          <w:p>
+            <w:pPr>
+              <w:cnfStyle w:val="000000100000" w:firstRow="0" w:lastRow="0" w:firstColumn="0" w:lastColumn="0" w:oddVBand="0" w:evenVBand="0" w:oddHBand="1" w:evenHBand="0" w:firstRowFirstColumn="0" w:firstRowLastColumn="0" w:lastRowFirstColumn="0" w:lastRowLastColumn="0"/>
+            </w:pPr>
+            <w:r>
+              <w:t>True</w:t>
+            </w:r>
+          </w:p>
+        </w:tc>
+      </w:tr>
+      <w:tr>
+        <w:tc>
+          <w:tcPr>
+            <w:cnfStyle w:val="001000000000" w:firstRow="0" w:lastRow="0" w:firstColumn="1" w:lastColumn="0" w:oddVBand="0" w:evenVBand="0" w:oddHBand="0" w:evenHBand="0" w:firstRowFirstColumn="0" w:firstRowLastColumn="0" w:lastRowFirstColumn="0" w:lastRowLastColumn="0"/>
+            <w:tcW w:w="2142" w:type="dxa"/>
+          </w:tcPr>
+          <w:p>
+            <w:r>
+              <w:t>positive</w:t>
+            </w:r>
+          </w:p>
+        </w:tc>
+        <w:tc>
+          <w:tcPr>
+            <w:tcW w:w="1842" w:type="dxa"/>
+          </w:tcPr>
+          <w:p>
+            <w:pPr>
+              <w:cnfStyle w:val="000000000000" w:firstRow="0" w:lastRow="0" w:firstColumn="0" w:lastColumn="0" w:oddVBand="0" w:evenVBand="0" w:oddHBand="0" w:evenHBand="0" w:firstRowFirstColumn="0" w:firstRowLastColumn="0" w:lastRowFirstColumn="0" w:lastRowLastColumn="0"/>
+            </w:pPr>
+            <w:r>
+              <w:t>False, True</w:t>
+            </w:r>
+          </w:p>
+        </w:tc>
+        <w:tc>
+          <w:tcPr>
+            <w:tcW w:w="3500" w:type="dxa"/>
+          </w:tcPr>
+          <w:p>
+            <w:pPr>
+              <w:cnfStyle w:val="000000000000" w:firstRow="0" w:lastRow="0" w:firstColumn="0" w:lastColumn="0" w:oddVBand="0" w:evenVBand="0" w:oddHBand="0" w:evenHBand="0" w:firstRowFirstColumn="0" w:firstRowLastColumn="0" w:lastRowFirstColumn="0" w:lastRowLastColumn="0"/>
+            </w:pPr>
+            <w:r>
+              <w:t>Whether coefficients can have either sign or must be nonnegative. This restriction applies to coefficients, not the intercept.</w:t>
+            </w:r>
+          </w:p>
+        </w:tc>
+        <w:tc>
+          <w:tcPr>
+            <w:tcW w:w="1979" w:type="dxa"/>
+          </w:tcPr>
+          <w:p>
+            <w:pPr>
+              <w:cnfStyle w:val="000000000000" w:firstRow="0" w:lastRow="0" w:firstColumn="0" w:lastColumn="0" w:oddVBand="0" w:evenVBand="0" w:oddHBand="0" w:evenHBand="0" w:firstRowFirstColumn="0" w:firstRowLastColumn="0" w:lastRowFirstColumn="0" w:lastRowLastColumn="0"/>
+            </w:pPr>
+            <w:r>
+              <w:t>True</w:t>
+            </w:r>
+          </w:p>
+        </w:tc>
+      </w:tr>
+    </w:tbl>
+    <w:p/>
+    <w:p>
+      <w:r>
+        <w:t>Keeping an intercept allowed the model to represent a starting salary for the reference categories. Turning it off imposed a different constraint on the same feature matrix, and those configurations performed worse in validation. Allowing either sign for coefficients represented the original unconstrained model; restricting them to nonnegative values tested whether a simpler set of permitted relationships improved validation performance. This restriction does not guarantee positive salary predictions or establish that every feature increases salary.</w:t>
+      </w:r>
+    </w:p>
+    <w:p>
+      <w:r>
+        <w:t>The selected configuration was fit_intercept=True and positive=True. Its mean cross-validation MAE was $9,735.49, with a fold standard deviation of $157.62, compared with $9,756.88 for the original settings (fit_intercept=True, positive=False). Tuning therefore reduced validation MAE by only $21.39, approximately 0.22%. This improvement was small relative to the variation between folds. The selected model's mean training-fold MAE was $9,719.57, close to its validation MAE, providing little indication of a large training-to-validation performance gap under this evaluation.</w:t>
+      </w:r>
+    </w:p>
+    <w:p>
+      <w:r>
+        <w:rPr>
+          <w:b/>
+          <w:bCs/>
+        </w:rPr>
+        <w:t>Random Forest</w:t>
+      </w:r>
+    </w:p>
+    <w:p>
+      <w:r>
+        <w:t>Random Forest was used to capture nonlinear relationships and interactions by averaging predictions from multiple decision trees. Its search varied three hyperparameters, each with two candidate values, producing eight combinations:</w:t>
+      </w:r>
+    </w:p>
+    <w:p/>
+    <w:tbl>
+      <w:tblPr>
+        <w:tblStyle w:val="GridTable4"/>
+        <w:tblW w:w="9463" w:type="dxa"/>
+        <w:tblLook w:val="04A0" w:firstRow="1" w:lastRow="0" w:firstColumn="1" w:lastColumn="0" w:noHBand="0" w:noVBand="1"/>
+      </w:tblPr>
+      <w:tblGrid>
+        <w:gridCol w:w="2337"/>
+        <w:gridCol w:w="1842"/>
+        <w:gridCol w:w="3305"/>
+        <w:gridCol w:w="1979"/>
+      </w:tblGrid>
+      <w:tr>
+        <w:trPr>
+          <w:cnfStyle w:val="100000000000" w:firstRow="1" w:lastRow="0" w:firstColumn="0" w:lastColumn="0" w:oddVBand="0" w:evenVBand="0" w:oddHBand="0" w:evenHBand="0" w:firstRowFirstColumn="0" w:firstRowLastColumn="0" w:lastRowFirstColumn="0" w:lastRowLastColumn="0"/>
+        </w:trPr>
+        <w:tc>
+          <w:tcPr>
+            <w:cnfStyle w:val="001000000000" w:firstRow="0" w:lastRow="0" w:firstColumn="1" w:lastColumn="0" w:oddVBand="0" w:evenVBand="0" w:oddHBand="0" w:evenHBand="0" w:firstRowFirstColumn="0" w:firstRowLastColumn="0" w:lastRowFirstColumn="0" w:lastRowLastColumn="0"/>
+            <w:tcW w:w="2337" w:type="dxa"/>
+          </w:tcPr>
+          <w:p>
+            <w:r>
+              <w:rPr>
+                <w:color w:val="auto"/>
+              </w:rPr>
+              <w:lastRenderedPageBreak/>
+              <w:t>Hyperparameter</w:t>
+            </w:r>
+          </w:p>
+        </w:tc>
+        <w:tc>
+          <w:tcPr>
+            <w:tcW w:w="1842" w:type="dxa"/>
+          </w:tcPr>
+          <w:p>
+            <w:pPr>
+              <w:cnfStyle w:val="100000000000" w:firstRow="1" w:lastRow="0" w:firstColumn="0" w:lastColumn="0" w:oddVBand="0" w:evenVBand="0" w:oddHBand="0" w:evenHBand="0" w:firstRowFirstColumn="0" w:firstRowLastColumn="0" w:lastRowFirstColumn="0" w:lastRowLastColumn="0"/>
+            </w:pPr>
+            <w:r>
+              <w:t>Values Tested</w:t>
+            </w:r>
+          </w:p>
+        </w:tc>
+        <w:tc>
+          <w:tcPr>
+            <w:tcW w:w="3305" w:type="dxa"/>
+          </w:tcPr>
+          <w:p>
+            <w:pPr>
+              <w:cnfStyle w:val="100000000000" w:firstRow="1" w:lastRow="0" w:firstColumn="0" w:lastColumn="0" w:oddVBand="0" w:evenVBand="0" w:oddHBand="0" w:evenHBand="0" w:firstRowFirstColumn="0" w:firstRowLastColumn="0" w:lastRowFirstColumn="0" w:lastRowLastColumn="0"/>
+            </w:pPr>
+            <w:r>
+              <w:t>What It Controls</w:t>
+            </w:r>
+          </w:p>
+        </w:tc>
+        <w:tc>
+          <w:tcPr>
+            <w:tcW w:w="1979" w:type="dxa"/>
+          </w:tcPr>
+          <w:p>
+            <w:pPr>
+              <w:cnfStyle w:val="100000000000" w:firstRow="1" w:lastRow="0" w:firstColumn="0" w:lastColumn="0" w:oddVBand="0" w:evenVBand="0" w:oddHBand="0" w:evenHBand="0" w:firstRowFirstColumn="0" w:firstRowLastColumn="0" w:lastRowFirstColumn="0" w:lastRowLastColumn="0"/>
+            </w:pPr>
+            <w:r>
+              <w:t>Selected Value</w:t>
+            </w:r>
+          </w:p>
+        </w:tc>
+      </w:tr>
+      <w:tr>
+        <w:trPr>
+          <w:cnfStyle w:val="000000100000" w:firstRow="0" w:lastRow="0" w:firstColumn="0" w:lastColumn="0" w:oddVBand="0" w:evenVBand="0" w:oddHBand="1" w:evenHBand="0" w:firstRowFirstColumn="0" w:firstRowLastColumn="0" w:lastRowFirstColumn="0" w:lastRowLastColumn="0"/>
+        </w:trPr>
+        <w:tc>
+          <w:tcPr>
+            <w:cnfStyle w:val="001000000000" w:firstRow="0" w:lastRow="0" w:firstColumn="1" w:lastColumn="0" w:oddVBand="0" w:evenVBand="0" w:oddHBand="0" w:evenHBand="0" w:firstRowFirstColumn="0" w:firstRowLastColumn="0" w:lastRowFirstColumn="0" w:lastRowLastColumn="0"/>
+            <w:tcW w:w="2337" w:type="dxa"/>
+          </w:tcPr>
+          <w:p>
+            <w:r>
+              <w:t>max_depth</w:t>
+            </w:r>
+          </w:p>
+        </w:tc>
+        <w:tc>
+          <w:tcPr>
+            <w:tcW w:w="1842" w:type="dxa"/>
+          </w:tcPr>
+          <w:p>
+            <w:pPr>
+              <w:cnfStyle w:val="000000100000" w:firstRow="0" w:lastRow="0" w:firstColumn="0" w:lastColumn="0" w:oddVBand="0" w:evenVBand="0" w:oddHBand="1" w:evenHBand="0" w:firstRowFirstColumn="0" w:firstRowLastColumn="0" w:lastRowFirstColumn="0" w:lastRowLastColumn="0"/>
+            </w:pPr>
+            <w:r>
+              <w:t>True, False</w:t>
+            </w:r>
+          </w:p>
+        </w:tc>
+        <w:tc>
+          <w:tcPr>
+            <w:tcW w:w="3305" w:type="dxa"/>
+          </w:tcPr>
+          <w:p>
+            <w:pPr>
+              <w:cnfStyle w:val="000000100000" w:firstRow="0" w:lastRow="0" w:firstColumn="0" w:lastColumn="0" w:oddVBand="0" w:evenVBand="0" w:oddHBand="1" w:evenHBand="0" w:firstRowFirstColumn="0" w:firstRowLastColumn="0" w:lastRowFirstColumn="0" w:lastRowLastColumn="0"/>
+            </w:pPr>
+            <w:r>
+              <w:t>Maximum depth of each tree. None removes the depth limit, although other stopping rules still apply.</w:t>
+            </w:r>
+          </w:p>
+        </w:tc>
+        <w:tc>
+          <w:tcPr>
+            <w:tcW w:w="1979" w:type="dxa"/>
+          </w:tcPr>
+          <w:p>
+            <w:pPr>
+              <w:cnfStyle w:val="000000100000" w:firstRow="0" w:lastRow="0" w:firstColumn="0" w:lastColumn="0" w:oddVBand="0" w:evenVBand="0" w:oddHBand="1" w:evenHBand="0" w:firstRowFirstColumn="0" w:firstRowLastColumn="0" w:lastRowFirstColumn="0" w:lastRowLastColumn="0"/>
+            </w:pPr>
+            <w:r>
+              <w:t>8</w:t>
+            </w:r>
+          </w:p>
+        </w:tc>
+      </w:tr>
+      <w:tr>
+        <w:tc>
+          <w:tcPr>
+            <w:cnfStyle w:val="001000000000" w:firstRow="0" w:lastRow="0" w:firstColumn="1" w:lastColumn="0" w:oddVBand="0" w:evenVBand="0" w:oddHBand="0" w:evenHBand="0" w:firstRowFirstColumn="0" w:firstRowLastColumn="0" w:lastRowFirstColumn="0" w:lastRowLastColumn="0"/>
+            <w:tcW w:w="2337" w:type="dxa"/>
+          </w:tcPr>
+          <w:p>
+            <w:r>
+              <w:t>min_samples_text</w:t>
+            </w:r>
+          </w:p>
+        </w:tc>
+        <w:tc>
+          <w:tcPr>
+            <w:tcW w:w="1842" w:type="dxa"/>
+          </w:tcPr>
+          <w:p>
+            <w:pPr>
+              <w:cnfStyle w:val="000000000000" w:firstRow="0" w:lastRow="0" w:firstColumn="0" w:lastColumn="0" w:oddVBand="0" w:evenVBand="0" w:oddHBand="0" w:evenHBand="0" w:firstRowFirstColumn="0" w:firstRowLastColumn="0" w:lastRowFirstColumn="0" w:lastRowLastColumn="0"/>
+            </w:pPr>
+            <w:r>
+              <w:t>1,5</w:t>
+            </w:r>
+          </w:p>
+        </w:tc>
+        <w:tc>
+          <w:tcPr>
+            <w:tcW w:w="3305" w:type="dxa"/>
+          </w:tcPr>
+          <w:p>
+            <w:pPr>
+              <w:cnfStyle w:val="000000000000" w:firstRow="0" w:lastRow="0" w:firstColumn="0" w:lastColumn="0" w:oddVBand="0" w:evenVBand="0" w:oddHBand="0" w:evenHBand="0" w:firstRowFirstColumn="0" w:firstRowLastColumn="0" w:lastRowFirstColumn="0" w:lastRowLastColumn="0"/>
+            </w:pPr>
+            <w:r>
+              <w:t>Minimum number of training samples required in a leaf, the final group used to produce a tree prediction. Larger leaves discourage fitting very small groups.</w:t>
+            </w:r>
+          </w:p>
+        </w:tc>
+        <w:tc>
+          <w:tcPr>
+            <w:tcW w:w="1979" w:type="dxa"/>
+          </w:tcPr>
+          <w:p>
+            <w:pPr>
+              <w:cnfStyle w:val="000000000000" w:firstRow="0" w:lastRow="0" w:firstColumn="0" w:lastColumn="0" w:oddVBand="0" w:evenVBand="0" w:oddHBand="0" w:evenHBand="0" w:firstRowFirstColumn="0" w:firstRowLastColumn="0" w:lastRowFirstColumn="0" w:lastRowLastColumn="0"/>
+            </w:pPr>
+            <w:r>
+              <w:t>5</w:t>
+            </w:r>
+          </w:p>
+        </w:tc>
+      </w:tr>
+      <w:tr>
+        <w:trPr>
+          <w:cnfStyle w:val="000000100000" w:firstRow="0" w:lastRow="0" w:firstColumn="0" w:lastColumn="0" w:oddVBand="0" w:evenVBand="0" w:oddHBand="1" w:evenHBand="0" w:firstRowFirstColumn="0" w:firstRowLastColumn="0" w:lastRowFirstColumn="0" w:lastRowLastColumn="0"/>
+        </w:trPr>
+        <w:tc>
+          <w:tcPr>
+            <w:cnfStyle w:val="001000000000" w:firstRow="0" w:lastRow="0" w:firstColumn="1" w:lastColumn="0" w:oddVBand="0" w:evenVBand="0" w:oddHBand="0" w:evenHBand="0" w:firstRowFirstColumn="0" w:firstRowLastColumn="0" w:lastRowFirstColumn="0" w:lastRowLastColumn="0"/>
+            <w:tcW w:w="2337" w:type="dxa"/>
+          </w:tcPr>
+          <w:p>
+            <w:r>
+              <w:t>max_features</w:t>
+            </w:r>
+          </w:p>
+        </w:tc>
+        <w:tc>
+          <w:tcPr>
+            <w:tcW w:w="1842" w:type="dxa"/>
+          </w:tcPr>
+          <w:p>
+            <w:pPr>
+              <w:cnfStyle w:val="000000100000" w:firstRow="0" w:lastRow="0" w:firstColumn="0" w:lastColumn="0" w:oddVBand="0" w:evenVBand="0" w:oddHBand="1" w:evenHBand="0" w:firstRowFirstColumn="0" w:firstRowLastColumn="0" w:lastRowFirstColumn="0" w:lastRowLastColumn="0"/>
+            </w:pPr>
+            <w:r>
+              <w:t>0.5,1.0</w:t>
+            </w:r>
+          </w:p>
+        </w:tc>
+        <w:tc>
+          <w:tcPr>
+            <w:tcW w:w="3305" w:type="dxa"/>
+          </w:tcPr>
+          <w:p>
+            <w:pPr>
+              <w:cnfStyle w:val="000000100000" w:firstRow="0" w:lastRow="0" w:firstColumn="0" w:lastColumn="0" w:oddVBand="0" w:evenVBand="0" w:oddHBand="1" w:evenHBand="0" w:firstRowFirstColumn="0" w:firstRowLastColumn="0" w:lastRowFirstColumn="0" w:lastRowLastColumn="0"/>
+            </w:pPr>
+            <w:r>
+              <w:t>Fraction of predictors considered when searching for a split. The candidates correspond to half or all of the 22 features.</w:t>
+            </w:r>
+          </w:p>
+        </w:tc>
+        <w:tc>
+          <w:tcPr>
+            <w:tcW w:w="1979" w:type="dxa"/>
+          </w:tcPr>
+          <w:p>
+            <w:pPr>
+              <w:cnfStyle w:val="000000100000" w:firstRow="0" w:lastRow="0" w:firstColumn="0" w:lastColumn="0" w:oddVBand="0" w:evenVBand="0" w:oddHBand="1" w:evenHBand="0" w:firstRowFirstColumn="0" w:firstRowLastColumn="0" w:lastRowFirstColumn="0" w:lastRowLastColumn="0"/>
+            </w:pPr>
+            <w:r>
+              <w:t>0.5</w:t>
+            </w:r>
+          </w:p>
+        </w:tc>
+      </w:tr>
+      <w:tr>
+        <w:tc>
+          <w:tcPr>
+            <w:cnfStyle w:val="001000000000" w:firstRow="0" w:lastRow="0" w:firstColumn="1" w:lastColumn="0" w:oddVBand="0" w:evenVBand="0" w:oddHBand="0" w:evenHBand="0" w:firstRowFirstColumn="0" w:firstRowLastColumn="0" w:lastRowFirstColumn="0" w:lastRowLastColumn="0"/>
+            <w:tcW w:w="2337" w:type="dxa"/>
+          </w:tcPr>
+          <w:p>
+            <w:r>
+              <w:t>n_estimators</w:t>
+            </w:r>
+          </w:p>
+        </w:tc>
+        <w:tc>
+          <w:tcPr>
+            <w:tcW w:w="1842" w:type="dxa"/>
+          </w:tcPr>
+          <w:p>
+            <w:pPr>
+              <w:cnfStyle w:val="000000000000" w:firstRow="0" w:lastRow="0" w:firstColumn="0" w:lastColumn="0" w:oddVBand="0" w:evenVBand="0" w:oddHBand="0" w:evenHBand="0" w:firstRowFirstColumn="0" w:firstRowLastColumn="0" w:lastRowFirstColumn="0" w:lastRowLastColumn="0"/>
+            </w:pPr>
+            <w:r>
+              <w:t>Fixed at 150</w:t>
+            </w:r>
+          </w:p>
+        </w:tc>
+        <w:tc>
+          <w:tcPr>
+            <w:tcW w:w="3305" w:type="dxa"/>
+          </w:tcPr>
+          <w:p>
+            <w:pPr>
+              <w:cnfStyle w:val="000000000000" w:firstRow="0" w:lastRow="0" w:firstColumn="0" w:lastColumn="0" w:oddVBand="0" w:evenVBand="0" w:oddHBand="0" w:evenHBand="0" w:firstRowFirstColumn="0" w:firstRowLastColumn="0" w:lastRowFirstColumn="0" w:lastRowLastColumn="0"/>
+            </w:pPr>
+            <w:r>
+              <w:t>Number of trees whose predictions are averaged. This value kept search time manageable.</w:t>
+            </w:r>
+          </w:p>
+        </w:tc>
+        <w:tc>
+          <w:tcPr>
+            <w:tcW w:w="1979" w:type="dxa"/>
+          </w:tcPr>
+          <w:p>
+            <w:pPr>
+              <w:cnfStyle w:val="000000000000" w:firstRow="0" w:lastRow="0" w:firstColumn="0" w:lastColumn="0" w:oddVBand="0" w:evenVBand="0" w:oddHBand="0" w:evenHBand="0" w:firstRowFirstColumn="0" w:firstRowLastColumn="0" w:lastRowFirstColumn="0" w:lastRowLastColumn="0"/>
+            </w:pPr>
+            <w:r>
+              <w:t>150</w:t>
+            </w:r>
+          </w:p>
+        </w:tc>
+      </w:tr>
+    </w:tbl>
+    <w:p/>
+    <w:p>
+      <w:r>
+        <w:t>The tree count was a fixed hyperparameter, so the experiment did not establish that 150 trees was optimal. The forest also used random_state=42 for repeatable random sampling. Limiting depth and increasing leaf size restricted how closely individual trees could fit local details. Considering only half the predictors at each split introduced more variation among trees, which can reduce their tendency to make similar errors.</w:t>
+      </w:r>
+    </w:p>
+    <w:p>
+      <w:r>
+        <w:t>The selected configuration used max_depth=8, min_samples_leaf=5, and max_features=0.5. Its mean cross-validation MAE was $9,559.79, with a standard deviation of $110.46. Its mean training-fold MAE was $9,258.59, giving a training-to-validation gap of about $301. In contrast, forests with no depth limit and one-sample minimum leaves had training MAEs of approximately $8,100 but validation MAEs of approximately $10,100. Their closer fit to training rows did not translate into better validation predictions.</w:t>
+      </w:r>
+    </w:p>
+    <w:p>
+      <w:r>
+        <w:br w:type="page"/>
+      </w:r>
+    </w:p>
+    <w:p>
+      <w:pPr>
+        <w:rPr>
+          <w:b/>
+          <w:bCs/>
+        </w:rPr>
+      </w:pPr>
+      <w:r>
+        <w:rPr>
+          <w:b/>
+          <w:bCs/>
+        </w:rPr>
+        <w:lastRenderedPageBreak/>
+        <w:t>Model Comparison</w:t>
+      </w:r>
+    </w:p>
+    <w:p>
+      <w:r>
+        <w:t>After tuning, each search refitted its selected model on the full training set. The following results compare those fitted models on the same held-out test rows; they are distinct from the validation scores used to select hyperparameters. The mean baseline was fitted using strategy='mean' and was not tuned.</w:t>
+      </w:r>
+    </w:p>
+    <w:tbl>
+      <w:tblPr>
+        <w:tblStyle w:val="GridTable4"/>
+        <w:tblW w:w="0" w:type="auto"/>
+        <w:tblLook w:val="04A0" w:firstRow="1" w:lastRow="0" w:firstColumn="1" w:lastColumn="0" w:noHBand="0" w:noVBand="1"/>
+      </w:tblPr>
+      <w:tblGrid>
+        <w:gridCol w:w="2337"/>
+        <w:gridCol w:w="2337"/>
+        <w:gridCol w:w="2338"/>
+        <w:gridCol w:w="2338"/>
+      </w:tblGrid>
+      <w:tr>
+        <w:trPr>
+          <w:cnfStyle w:val="100000000000" w:firstRow="1" w:lastRow="0" w:firstColumn="0" w:lastColumn="0" w:oddVBand="0" w:evenVBand="0" w:oddHBand="0" w:evenHBand="0" w:firstRowFirstColumn="0" w:firstRowLastColumn="0" w:lastRowFirstColumn="0" w:lastRowLastColumn="0"/>
+        </w:trPr>
+        <w:tc>
+          <w:tcPr>
+            <w:cnfStyle w:val="001000000000" w:firstRow="0" w:lastRow="0" w:firstColumn="1" w:lastColumn="0" w:oddVBand="0" w:evenVBand="0" w:oddHBand="0" w:evenHBand="0" w:firstRowFirstColumn="0" w:firstRowLastColumn="0" w:lastRowFirstColumn="0" w:lastRowLastColumn="0"/>
+            <w:tcW w:w="2337" w:type="dxa"/>
+          </w:tcPr>
+          <w:p>
+            <w:r>
+              <w:rPr>
+                <w:b w:val="0"/>
+                <w:bCs w:val="0"/>
+                <w:color w:val="auto"/>
+              </w:rPr>
+              <w:t>Model</w:t>
+            </w:r>
+          </w:p>
+        </w:tc>
+        <w:tc>
+          <w:tcPr>
+            <w:tcW w:w="2337" w:type="dxa"/>
+          </w:tcPr>
+          <w:p>
+            <w:pPr>
+              <w:cnfStyle w:val="100000000000" w:firstRow="1" w:lastRow="0" w:firstColumn="0" w:lastColumn="0" w:oddVBand="0" w:evenVBand="0" w:oddHBand="0" w:evenHBand="0" w:firstRowFirstColumn="0" w:firstRowLastColumn="0" w:lastRowFirstColumn="0" w:lastRowLastColumn="0"/>
+            </w:pPr>
+            <w:r>
+              <w:t>Test MAE</w:t>
+            </w:r>
+          </w:p>
+        </w:tc>
+        <w:tc>
+          <w:tcPr>
+            <w:tcW w:w="2338" w:type="dxa"/>
+          </w:tcPr>
+          <w:p>
+            <w:pPr>
+              <w:cnfStyle w:val="100000000000" w:firstRow="1" w:lastRow="0" w:firstColumn="0" w:lastColumn="0" w:oddVBand="0" w:evenVBand="0" w:oddHBand="0" w:evenHBand="0" w:firstRowFirstColumn="0" w:firstRowLastColumn="0" w:lastRowFirstColumn="0" w:lastRowLastColumn="0"/>
+            </w:pPr>
+            <w:r>
+              <w:t>Test RMSE</w:t>
+            </w:r>
+          </w:p>
+        </w:tc>
+        <w:tc>
+          <w:tcPr>
+            <w:tcW w:w="2338" w:type="dxa"/>
+          </w:tcPr>
+          <w:p>
+            <w:pPr>
+              <w:cnfStyle w:val="100000000000" w:firstRow="1" w:lastRow="0" w:firstColumn="0" w:lastColumn="0" w:oddVBand="0" w:evenVBand="0" w:oddHBand="0" w:evenHBand="0" w:firstRowFirstColumn="0" w:firstRowLastColumn="0" w:lastRowFirstColumn="0" w:lastRowLastColumn="0"/>
+            </w:pPr>
+            <w:r>
+              <w:t xml:space="preserve">Test R^2 </w:t>
+            </w:r>
+          </w:p>
+        </w:tc>
+      </w:tr>
+      <w:tr>
+        <w:trPr>
+          <w:cnfStyle w:val="000000100000" w:firstRow="0" w:lastRow="0" w:firstColumn="0" w:lastColumn="0" w:oddVBand="0" w:evenVBand="0" w:oddHBand="1" w:evenHBand="0" w:firstRowFirstColumn="0" w:firstRowLastColumn="0" w:lastRowFirstColumn="0" w:lastRowLastColumn="0"/>
+        </w:trPr>
+        <w:tc>
+          <w:tcPr>
+            <w:cnfStyle w:val="001000000000" w:firstRow="0" w:lastRow="0" w:firstColumn="1" w:lastColumn="0" w:oddVBand="0" w:evenVBand="0" w:oddHBand="0" w:evenHBand="0" w:firstRowFirstColumn="0" w:firstRowLastColumn="0" w:lastRowFirstColumn="0" w:lastRowLastColumn="0"/>
+            <w:tcW w:w="2337" w:type="dxa"/>
+          </w:tcPr>
+          <w:p>
+            <w:r>
+              <w:t>Mean Baseline</w:t>
+            </w:r>
+          </w:p>
+        </w:tc>
+        <w:tc>
+          <w:tcPr>
+            <w:tcW w:w="2337" w:type="dxa"/>
+          </w:tcPr>
+          <w:p>
+            <w:pPr>
+              <w:cnfStyle w:val="000000100000" w:firstRow="0" w:lastRow="0" w:firstColumn="0" w:lastColumn="0" w:oddVBand="0" w:evenVBand="0" w:oddHBand="1" w:evenHBand="0" w:firstRowFirstColumn="0" w:firstRowLastColumn="0" w:lastRowFirstColumn="0" w:lastRowLastColumn="0"/>
+            </w:pPr>
+            <w:r>
+              <w:t>$40,567.00</w:t>
+            </w:r>
+          </w:p>
+        </w:tc>
+        <w:tc>
+          <w:tcPr>
+            <w:tcW w:w="2338" w:type="dxa"/>
+          </w:tcPr>
+          <w:p>
+            <w:pPr>
+              <w:cnfStyle w:val="000000100000" w:firstRow="0" w:lastRow="0" w:firstColumn="0" w:lastColumn="0" w:oddVBand="0" w:evenVBand="0" w:oddHBand="1" w:evenHBand="0" w:firstRowFirstColumn="0" w:firstRowLastColumn="0" w:lastRowFirstColumn="0" w:lastRowLastColumn="0"/>
+            </w:pPr>
+            <w:r>
+              <w:t>$48,596.96</w:t>
+            </w:r>
+          </w:p>
+        </w:tc>
+        <w:tc>
+          <w:tcPr>
+            <w:tcW w:w="2338" w:type="dxa"/>
+          </w:tcPr>
+          <w:p>
+            <w:pPr>
+              <w:cnfStyle w:val="000000100000" w:firstRow="0" w:lastRow="0" w:firstColumn="0" w:lastColumn="0" w:oddVBand="0" w:evenVBand="0" w:oddHBand="1" w:evenHBand="0" w:firstRowFirstColumn="0" w:firstRowLastColumn="0" w:lastRowFirstColumn="0" w:lastRowLastColumn="0"/>
+            </w:pPr>
+            <w:r>
+              <w:t>-0.0016</w:t>
+            </w:r>
+          </w:p>
+        </w:tc>
+      </w:tr>
+      <w:tr>
+        <w:tc>
+          <w:tcPr>
+            <w:cnfStyle w:val="001000000000" w:firstRow="0" w:lastRow="0" w:firstColumn="1" w:lastColumn="0" w:oddVBand="0" w:evenVBand="0" w:oddHBand="0" w:evenHBand="0" w:firstRowFirstColumn="0" w:firstRowLastColumn="0" w:lastRowFirstColumn="0" w:lastRowLastColumn="0"/>
+            <w:tcW w:w="2337" w:type="dxa"/>
+          </w:tcPr>
+          <w:p>
+            <w:r>
+              <w:t>Linear Regression</w:t>
+            </w:r>
+          </w:p>
+        </w:tc>
+        <w:tc>
+          <w:tcPr>
+            <w:tcW w:w="2337" w:type="dxa"/>
+          </w:tcPr>
+          <w:p>
+            <w:pPr>
+              <w:cnfStyle w:val="000000000000" w:firstRow="0" w:lastRow="0" w:firstColumn="0" w:lastColumn="0" w:oddVBand="0" w:evenVBand="0" w:oddHBand="0" w:evenHBand="0" w:firstRowFirstColumn="0" w:firstRowLastColumn="0" w:lastRowFirstColumn="0" w:lastRowLastColumn="0"/>
+            </w:pPr>
+            <w:r>
+              <w:t>$9,478.15</w:t>
+            </w:r>
+          </w:p>
+        </w:tc>
+        <w:tc>
+          <w:tcPr>
+            <w:tcW w:w="2338" w:type="dxa"/>
+          </w:tcPr>
+          <w:p>
+            <w:pPr>
+              <w:cnfStyle w:val="000000000000" w:firstRow="0" w:lastRow="0" w:firstColumn="0" w:lastColumn="0" w:oddVBand="0" w:evenVBand="0" w:oddHBand="0" w:evenHBand="0" w:firstRowFirstColumn="0" w:firstRowLastColumn="0" w:lastRowFirstColumn="0" w:lastRowLastColumn="0"/>
+            </w:pPr>
+            <w:r>
+              <w:t>$12,117.90</w:t>
+            </w:r>
+          </w:p>
+        </w:tc>
+        <w:tc>
+          <w:tcPr>
+            <w:tcW w:w="2338" w:type="dxa"/>
+          </w:tcPr>
+          <w:p>
+            <w:pPr>
+              <w:cnfStyle w:val="000000000000" w:firstRow="0" w:lastRow="0" w:firstColumn="0" w:lastColumn="0" w:oddVBand="0" w:evenVBand="0" w:oddHBand="0" w:evenHBand="0" w:firstRowFirstColumn="0" w:firstRowLastColumn="0" w:lastRowFirstColumn="0" w:lastRowLastColumn="0"/>
+            </w:pPr>
+            <w:r>
+              <w:t>0.9377</w:t>
+            </w:r>
+          </w:p>
+        </w:tc>
+      </w:tr>
+      <w:tr>
+        <w:trPr>
+          <w:cnfStyle w:val="000000100000" w:firstRow="0" w:lastRow="0" w:firstColumn="0" w:lastColumn="0" w:oddVBand="0" w:evenVBand="0" w:oddHBand="1" w:evenHBand="0" w:firstRowFirstColumn="0" w:firstRowLastColumn="0" w:lastRowFirstColumn="0" w:lastRowLastColumn="0"/>
+        </w:trPr>
+        <w:tc>
+          <w:tcPr>
+            <w:cnfStyle w:val="001000000000" w:firstRow="0" w:lastRow="0" w:firstColumn="1" w:lastColumn="0" w:oddVBand="0" w:evenVBand="0" w:oddHBand="0" w:evenHBand="0" w:firstRowFirstColumn="0" w:firstRowLastColumn="0" w:lastRowFirstColumn="0" w:lastRowLastColumn="0"/>
+            <w:tcW w:w="2337" w:type="dxa"/>
+          </w:tcPr>
+          <w:p>
+            <w:r>
+              <w:t>Random Forest</w:t>
+            </w:r>
+          </w:p>
+        </w:tc>
+        <w:tc>
+          <w:tcPr>
+            <w:tcW w:w="2337" w:type="dxa"/>
+          </w:tcPr>
+          <w:p>
+            <w:pPr>
+              <w:jc w:val="center"/>
+              <w:cnfStyle w:val="000000100000" w:firstRow="0" w:lastRow="0" w:firstColumn="0" w:lastColumn="0" w:oddVBand="0" w:evenVBand="0" w:oddHBand="1" w:evenHBand="0" w:firstRowFirstColumn="0" w:firstRowLastColumn="0" w:lastRowFirstColumn="0" w:lastRowLastColumn="0"/>
+            </w:pPr>
+            <w:r>
+              <w:t>$9,250.28</w:t>
+            </w:r>
+          </w:p>
+        </w:tc>
+        <w:tc>
+          <w:tcPr>
+            <w:tcW w:w="2338" w:type="dxa"/>
+          </w:tcPr>
+          <w:p>
+            <w:pPr>
+              <w:cnfStyle w:val="000000100000" w:firstRow="0" w:lastRow="0" w:firstColumn="0" w:lastColumn="0" w:oddVBand="0" w:evenVBand="0" w:oddHBand="1" w:evenHBand="0" w:firstRowFirstColumn="0" w:firstRowLastColumn="0" w:lastRowFirstColumn="0" w:lastRowLastColumn="0"/>
+            </w:pPr>
+            <w:r>
+              <w:t>$11,403.42</w:t>
+            </w:r>
+          </w:p>
+        </w:tc>
+        <w:tc>
+          <w:tcPr>
+            <w:tcW w:w="2338" w:type="dxa"/>
+          </w:tcPr>
+          <w:p>
+            <w:pPr>
+              <w:cnfStyle w:val="000000100000" w:firstRow="0" w:lastRow="0" w:firstColumn="0" w:lastColumn="0" w:oddVBand="0" w:evenVBand="0" w:oddHBand="1" w:evenHBand="0" w:firstRowFirstColumn="0" w:firstRowLastColumn="0" w:lastRowFirstColumn="0" w:lastRowLastColumn="0"/>
+            </w:pPr>
+            <w:r>
+              <w:t>0.9449</w:t>
+            </w:r>
+          </w:p>
+        </w:tc>
+      </w:tr>
+    </w:tbl>
+    <w:p/>
+    <w:p>
+      <w:pPr>
+        <w:rPr>
+          <w:b/>
+          <w:bCs/>
+        </w:rPr>
+      </w:pPr>
+      <w:r>
+        <w:rPr>
+          <w:b/>
+          <w:bCs/>
+        </w:rPr>
+        <w:t>Model Interpretation</w:t>
+      </w:r>
+    </w:p>
+    <w:p>
+      <w:r>
+        <w:t>Experience was the dominant predictor group. In the Random Forest, normalized years of experience and the three experience-level indicators together accounted for approximately 96.8% of impurity-based feature importance. Experience-level indicators also had the largest Linear Regression coefficients. These results describe how the fitted models used the available features; they do not show that increasing experience causes a specific salary increase. Correlated predictors can share importance, and nonnegative coefficient constraints can force some linear coefficients to zero.</w:t>
+      </w:r>
+    </w:p>
+    <w:p>
+      <w:r>
+        <w:t>Overall, the Random Forest provided the best results.</w:t>
+      </w:r>
+    </w:p>
+    <w:p>
+      <w:pPr>
+        <w:pStyle w:val="Heading2"/>
+      </w:pPr>
+      <w:r>
+        <w:t>Future Work</w:t>
+      </w:r>
+    </w:p>
+    <w:p>
+      <w:r>
+        <w:t>The first priority is to correct currency conversion, validate country labels against locations, and regenerate all downstream salary results. The report's salary figures, model comparison table, and conclusions about model performance should then be updated together.</w:t>
+      </w:r>
+    </w:p>
+    <w:p>
+      <w:r>
+        <w:t>The predictive feature set omitted country, location, industry, work arrangement, title, and specialization. After data correction, testing these variables could establish whether they add information beyond experience. An experience-only model would also help quantify the incremental value of education and skills. Permutation importance and errors broken down by country, experience level, and specialization would provide a more complete assessment than aggregate metrics alone.</w:t>
+      </w:r>
+    </w:p>
+    <w:p>
+      <w:r>
+        <w:t>Finally, random splitting does not directly test performance on future postings or unfamiliar employers. A temporal split or employer-grouped evaluation would address those questions. Because the existing test results have already informed model comparison, further development should use a fresh final holdout or a nested evaluation design.</w:t>
+      </w:r>
+    </w:p>
+    <w:p>
+      <w:pPr>
+        <w:pStyle w:val="Heading2"/>
+      </w:pPr>
+      <w:r>
+        <w:lastRenderedPageBreak/>
+        <w:t>Conclusion</w:t>
+      </w:r>
+    </w:p>
+    <w:p>
+      <w:r>
+        <w:t>The project provides a descriptive framework for interpreting AI jobs through specialization, skill requirements, and experience expectations. Its strongest descriptive finding is that existing specializations correspond to recognizable technical skill profiles. The saved models also show that experience-related features explain much of the variation in the currently processed salary targets, with Random Forest producing a small improvement over Linear Regression.</w:t>
+      </w:r>
+    </w:p>
+    <w:p>
+      <w:r>
+        <w:t>The work demonstrates an end-to-end workflow from data inspection and cleaning through feature engineering, tuning, and evaluation. Its salary conclusions remain provisional until currency conversion and geographic labels are corrected and the pipeline is rerun. Addressing those issues would make the final report more defensible and clarify how well its findings extend beyond this dataset.</w:t>
+      </w:r>
+      <w:r>
+        <w:t xml:space="preserve"> </w:t>
+      </w:r>
+    </w:p>
+    <w:p>
+      <w:r>
+        <w:t>As it is currently, work shown in this report could be used by HR representatives to figure out what skills to expect and look for in potential applicants, Executives looking to see what salary expectations to set, and by Academic Officials looking to determine what skills to teach to potential students for future courses.</w:t>
       </w:r>
     </w:p>
     <w:p/>
@@ -2321,6 +3001,407 @@
       </w:rPr>
     </w:tblStylePr>
   </w:style>
+  <w:style w:type="table" w:styleId="PlainTable5">
+    <w:name w:val="Plain Table 5"/>
+    <w:basedOn w:val="TableNormal"/>
+    <w:uiPriority w:val="45"/>
+    <w:rsid w:val="00941D34"/>
+    <w:pPr>
+      <w:spacing w:after="0" w:line="240" w:lineRule="auto"/>
+    </w:pPr>
+    <w:tblPr>
+      <w:tblStyleRowBandSize w:val="1"/>
+      <w:tblStyleColBandSize w:val="1"/>
+    </w:tblPr>
+    <w:tblStylePr w:type="firstRow">
+      <w:rPr>
+        <w:rFonts w:asciiTheme="majorHAnsi" w:eastAsiaTheme="majorEastAsia" w:hAnsiTheme="majorHAnsi" w:cstheme="majorBidi"/>
+        <w:i/>
+        <w:iCs/>
+        <w:sz w:val="26"/>
+      </w:rPr>
+      <w:tblPr/>
+      <w:tcPr>
+        <w:tcBorders>
+          <w:bottom w:val="single" w:sz="4" w:space="0" w:color="7F7F7F" w:themeColor="text1" w:themeTint="80"/>
+        </w:tcBorders>
+        <w:shd w:val="clear" w:color="auto" w:fill="FFFFFF" w:themeFill="background1"/>
+      </w:tcPr>
+    </w:tblStylePr>
+    <w:tblStylePr w:type="lastRow">
+      <w:rPr>
+        <w:rFonts w:asciiTheme="majorHAnsi" w:eastAsiaTheme="majorEastAsia" w:hAnsiTheme="majorHAnsi" w:cstheme="majorBidi"/>
+        <w:i/>
+        <w:iCs/>
+        <w:sz w:val="26"/>
+      </w:rPr>
+      <w:tblPr/>
+      <w:tcPr>
+        <w:tcBorders>
+          <w:top w:val="single" w:sz="4" w:space="0" w:color="7F7F7F" w:themeColor="text1" w:themeTint="80"/>
+        </w:tcBorders>
+        <w:shd w:val="clear" w:color="auto" w:fill="FFFFFF" w:themeFill="background1"/>
+      </w:tcPr>
+    </w:tblStylePr>
+    <w:tblStylePr w:type="firstCol">
+      <w:pPr>
+        <w:jc w:val="right"/>
+      </w:pPr>
+      <w:rPr>
+        <w:rFonts w:asciiTheme="majorHAnsi" w:eastAsiaTheme="majorEastAsia" w:hAnsiTheme="majorHAnsi" w:cstheme="majorBidi"/>
+        <w:i/>
+        <w:iCs/>
+        <w:sz w:val="26"/>
+      </w:rPr>
+      <w:tblPr/>
+      <w:tcPr>
+        <w:tcBorders>
+          <w:right w:val="single" w:sz="4" w:space="0" w:color="7F7F7F" w:themeColor="text1" w:themeTint="80"/>
+        </w:tcBorders>
+        <w:shd w:val="clear" w:color="auto" w:fill="FFFFFF" w:themeFill="background1"/>
+      </w:tcPr>
+    </w:tblStylePr>
+    <w:tblStylePr w:type="lastCol">
+      <w:rPr>
+        <w:rFonts w:asciiTheme="majorHAnsi" w:eastAsiaTheme="majorEastAsia" w:hAnsiTheme="majorHAnsi" w:cstheme="majorBidi"/>
+        <w:i/>
+        <w:iCs/>
+        <w:sz w:val="26"/>
+      </w:rPr>
+      <w:tblPr/>
+      <w:tcPr>
+        <w:tcBorders>
+          <w:left w:val="single" w:sz="4" w:space="0" w:color="7F7F7F" w:themeColor="text1" w:themeTint="80"/>
+        </w:tcBorders>
+        <w:shd w:val="clear" w:color="auto" w:fill="FFFFFF" w:themeFill="background1"/>
+      </w:tcPr>
+    </w:tblStylePr>
+    <w:tblStylePr w:type="band1Vert">
+      <w:tblPr/>
+      <w:tcPr>
+        <w:shd w:val="clear" w:color="auto" w:fill="F2F2F2" w:themeFill="background1" w:themeFillShade="F2"/>
+      </w:tcPr>
+    </w:tblStylePr>
+    <w:tblStylePr w:type="band1Horz">
+      <w:tblPr/>
+      <w:tcPr>
+        <w:shd w:val="clear" w:color="auto" w:fill="F2F2F2" w:themeFill="background1" w:themeFillShade="F2"/>
+      </w:tcPr>
+    </w:tblStylePr>
+    <w:tblStylePr w:type="neCell">
+      <w:tblPr/>
+      <w:tcPr>
+        <w:tcBorders>
+          <w:left w:val="nil"/>
+        </w:tcBorders>
+      </w:tcPr>
+    </w:tblStylePr>
+    <w:tblStylePr w:type="nwCell">
+      <w:tblPr/>
+      <w:tcPr>
+        <w:tcBorders>
+          <w:right w:val="nil"/>
+        </w:tcBorders>
+      </w:tcPr>
+    </w:tblStylePr>
+    <w:tblStylePr w:type="seCell">
+      <w:tblPr/>
+      <w:tcPr>
+        <w:tcBorders>
+          <w:left w:val="nil"/>
+        </w:tcBorders>
+      </w:tcPr>
+    </w:tblStylePr>
+    <w:tblStylePr w:type="swCell">
+      <w:tblPr/>
+      <w:tcPr>
+        <w:tcBorders>
+          <w:right w:val="nil"/>
+        </w:tcBorders>
+      </w:tcPr>
+    </w:tblStylePr>
+  </w:style>
+  <w:style w:type="table" w:styleId="PlainTable1">
+    <w:name w:val="Plain Table 1"/>
+    <w:basedOn w:val="TableNormal"/>
+    <w:uiPriority w:val="41"/>
+    <w:rsid w:val="00941D34"/>
+    <w:pPr>
+      <w:spacing w:after="0" w:line="240" w:lineRule="auto"/>
+    </w:pPr>
+    <w:tblPr>
+      <w:tblStyleRowBandSize w:val="1"/>
+      <w:tblStyleColBandSize w:val="1"/>
+      <w:tblBorders>
+        <w:top w:val="single" w:sz="4" w:space="0" w:color="BFBFBF" w:themeColor="background1" w:themeShade="BF"/>
+        <w:left w:val="single" w:sz="4" w:space="0" w:color="BFBFBF" w:themeColor="background1" w:themeShade="BF"/>
+        <w:bottom w:val="single" w:sz="4" w:space="0" w:color="BFBFBF" w:themeColor="background1" w:themeShade="BF"/>
+        <w:right w:val="single" w:sz="4" w:space="0" w:color="BFBFBF" w:themeColor="background1" w:themeShade="BF"/>
+        <w:insideH w:val="single" w:sz="4" w:space="0" w:color="BFBFBF" w:themeColor="background1" w:themeShade="BF"/>
+        <w:insideV w:val="single" w:sz="4" w:space="0" w:color="BFBFBF" w:themeColor="background1" w:themeShade="BF"/>
+      </w:tblBorders>
+    </w:tblPr>
+    <w:tblStylePr w:type="firstRow">
+      <w:rPr>
+        <w:b/>
+        <w:bCs/>
+      </w:rPr>
+    </w:tblStylePr>
+    <w:tblStylePr w:type="lastRow">
+      <w:rPr>
+        <w:b/>
+        <w:bCs/>
+      </w:rPr>
+      <w:tblPr/>
+      <w:tcPr>
+        <w:tcBorders>
+          <w:top w:val="double" w:sz="4" w:space="0" w:color="BFBFBF" w:themeColor="background1" w:themeShade="BF"/>
+        </w:tcBorders>
+      </w:tcPr>
+    </w:tblStylePr>
+    <w:tblStylePr w:type="firstCol">
+      <w:rPr>
+        <w:b/>
+        <w:bCs/>
+      </w:rPr>
+    </w:tblStylePr>
+    <w:tblStylePr w:type="lastCol">
+      <w:rPr>
+        <w:b/>
+        <w:bCs/>
+      </w:rPr>
+    </w:tblStylePr>
+    <w:tblStylePr w:type="band1Vert">
+      <w:tblPr/>
+      <w:tcPr>
+        <w:shd w:val="clear" w:color="auto" w:fill="F2F2F2" w:themeFill="background1" w:themeFillShade="F2"/>
+      </w:tcPr>
+    </w:tblStylePr>
+    <w:tblStylePr w:type="band1Horz">
+      <w:tblPr/>
+      <w:tcPr>
+        <w:shd w:val="clear" w:color="auto" w:fill="F2F2F2" w:themeFill="background1" w:themeFillShade="F2"/>
+      </w:tcPr>
+    </w:tblStylePr>
+  </w:style>
+  <w:style w:type="table" w:styleId="PlainTable3">
+    <w:name w:val="Plain Table 3"/>
+    <w:basedOn w:val="TableNormal"/>
+    <w:uiPriority w:val="43"/>
+    <w:rsid w:val="00941D34"/>
+    <w:pPr>
+      <w:spacing w:after="0" w:line="240" w:lineRule="auto"/>
+    </w:pPr>
+    <w:tblPr>
+      <w:tblStyleRowBandSize w:val="1"/>
+      <w:tblStyleColBandSize w:val="1"/>
+    </w:tblPr>
+    <w:tblStylePr w:type="firstRow">
+      <w:rPr>
+        <w:b/>
+        <w:bCs/>
+        <w:caps/>
+      </w:rPr>
+      <w:tblPr/>
+      <w:tcPr>
+        <w:tcBorders>
+          <w:bottom w:val="single" w:sz="4" w:space="0" w:color="7F7F7F" w:themeColor="text1" w:themeTint="80"/>
+        </w:tcBorders>
+      </w:tcPr>
+    </w:tblStylePr>
+    <w:tblStylePr w:type="lastRow">
+      <w:rPr>
+        <w:b/>
+        <w:bCs/>
+        <w:caps/>
+      </w:rPr>
+      <w:tblPr/>
+      <w:tcPr>
+        <w:tcBorders>
+          <w:top w:val="nil"/>
+        </w:tcBorders>
+      </w:tcPr>
+    </w:tblStylePr>
+    <w:tblStylePr w:type="firstCol">
+      <w:rPr>
+        <w:b/>
+        <w:bCs/>
+        <w:caps/>
+      </w:rPr>
+      <w:tblPr/>
+      <w:tcPr>
+        <w:tcBorders>
+          <w:right w:val="single" w:sz="4" w:space="0" w:color="7F7F7F" w:themeColor="text1" w:themeTint="80"/>
+        </w:tcBorders>
+      </w:tcPr>
+    </w:tblStylePr>
+    <w:tblStylePr w:type="lastCol">
+      <w:rPr>
+        <w:b/>
+        <w:bCs/>
+        <w:caps/>
+      </w:rPr>
+      <w:tblPr/>
+      <w:tcPr>
+        <w:tcBorders>
+          <w:left w:val="nil"/>
+        </w:tcBorders>
+      </w:tcPr>
+    </w:tblStylePr>
+    <w:tblStylePr w:type="band1Vert">
+      <w:tblPr/>
+      <w:tcPr>
+        <w:shd w:val="clear" w:color="auto" w:fill="F2F2F2" w:themeFill="background1" w:themeFillShade="F2"/>
+      </w:tcPr>
+    </w:tblStylePr>
+    <w:tblStylePr w:type="band1Horz">
+      <w:tblPr/>
+      <w:tcPr>
+        <w:shd w:val="clear" w:color="auto" w:fill="F2F2F2" w:themeFill="background1" w:themeFillShade="F2"/>
+      </w:tcPr>
+    </w:tblStylePr>
+    <w:tblStylePr w:type="neCell">
+      <w:tblPr/>
+      <w:tcPr>
+        <w:tcBorders>
+          <w:left w:val="nil"/>
+        </w:tcBorders>
+      </w:tcPr>
+    </w:tblStylePr>
+    <w:tblStylePr w:type="nwCell">
+      <w:tblPr/>
+      <w:tcPr>
+        <w:tcBorders>
+          <w:right w:val="nil"/>
+        </w:tcBorders>
+      </w:tcPr>
+    </w:tblStylePr>
+  </w:style>
+  <w:style w:type="table" w:styleId="PlainTable4">
+    <w:name w:val="Plain Table 4"/>
+    <w:basedOn w:val="TableNormal"/>
+    <w:uiPriority w:val="44"/>
+    <w:rsid w:val="00941D34"/>
+    <w:pPr>
+      <w:spacing w:after="0" w:line="240" w:lineRule="auto"/>
+    </w:pPr>
+    <w:tblPr>
+      <w:tblStyleRowBandSize w:val="1"/>
+      <w:tblStyleColBandSize w:val="1"/>
+    </w:tblPr>
+    <w:tblStylePr w:type="firstRow">
+      <w:rPr>
+        <w:b/>
+        <w:bCs/>
+      </w:rPr>
+    </w:tblStylePr>
+    <w:tblStylePr w:type="lastRow">
+      <w:rPr>
+        <w:b/>
+        <w:bCs/>
+      </w:rPr>
+    </w:tblStylePr>
+    <w:tblStylePr w:type="firstCol">
+      <w:rPr>
+        <w:b/>
+        <w:bCs/>
+      </w:rPr>
+    </w:tblStylePr>
+    <w:tblStylePr w:type="lastCol">
+      <w:rPr>
+        <w:b/>
+        <w:bCs/>
+      </w:rPr>
+    </w:tblStylePr>
+    <w:tblStylePr w:type="band1Vert">
+      <w:tblPr/>
+      <w:tcPr>
+        <w:shd w:val="clear" w:color="auto" w:fill="F2F2F2" w:themeFill="background1" w:themeFillShade="F2"/>
+      </w:tcPr>
+    </w:tblStylePr>
+    <w:tblStylePr w:type="band1Horz">
+      <w:tblPr/>
+      <w:tcPr>
+        <w:shd w:val="clear" w:color="auto" w:fill="F2F2F2" w:themeFill="background1" w:themeFillShade="F2"/>
+      </w:tcPr>
+    </w:tblStylePr>
+  </w:style>
+  <w:style w:type="table" w:styleId="GridTable4">
+    <w:name w:val="Grid Table 4"/>
+    <w:basedOn w:val="TableNormal"/>
+    <w:uiPriority w:val="49"/>
+    <w:rsid w:val="00941D34"/>
+    <w:pPr>
+      <w:spacing w:after="0" w:line="240" w:lineRule="auto"/>
+    </w:pPr>
+    <w:tblPr>
+      <w:tblStyleRowBandSize w:val="1"/>
+      <w:tblStyleColBandSize w:val="1"/>
+      <w:tblBorders>
+        <w:top w:val="single" w:sz="4" w:space="0" w:color="666666" w:themeColor="text1" w:themeTint="99"/>
+        <w:left w:val="single" w:sz="4" w:space="0" w:color="666666" w:themeColor="text1" w:themeTint="99"/>
+        <w:bottom w:val="single" w:sz="4" w:space="0" w:color="666666" w:themeColor="text1" w:themeTint="99"/>
+        <w:right w:val="single" w:sz="4" w:space="0" w:color="666666" w:themeColor="text1" w:themeTint="99"/>
+        <w:insideH w:val="single" w:sz="4" w:space="0" w:color="666666" w:themeColor="text1" w:themeTint="99"/>
+        <w:insideV w:val="single" w:sz="4" w:space="0" w:color="666666" w:themeColor="text1" w:themeTint="99"/>
+      </w:tblBorders>
+    </w:tblPr>
+    <w:tblStylePr w:type="firstRow">
+      <w:rPr>
+        <w:b/>
+        <w:bCs/>
+        <w:color w:val="FFFFFF" w:themeColor="background1"/>
+      </w:rPr>
+      <w:tblPr/>
+      <w:tcPr>
+        <w:tcBorders>
+          <w:top w:val="single" w:sz="4" w:space="0" w:color="000000" w:themeColor="text1"/>
+          <w:left w:val="single" w:sz="4" w:space="0" w:color="000000" w:themeColor="text1"/>
+          <w:bottom w:val="single" w:sz="4" w:space="0" w:color="000000" w:themeColor="text1"/>
+          <w:right w:val="single" w:sz="4" w:space="0" w:color="000000" w:themeColor="text1"/>
+          <w:insideH w:val="nil"/>
+          <w:insideV w:val="nil"/>
+        </w:tcBorders>
+        <w:shd w:val="clear" w:color="auto" w:fill="000000" w:themeFill="text1"/>
+      </w:tcPr>
+    </w:tblStylePr>
+    <w:tblStylePr w:type="lastRow">
+      <w:rPr>
+        <w:b/>
+        <w:bCs/>
+      </w:rPr>
+      <w:tblPr/>
+      <w:tcPr>
+        <w:tcBorders>
+          <w:top w:val="double" w:sz="4" w:space="0" w:color="000000" w:themeColor="text1"/>
+        </w:tcBorders>
+      </w:tcPr>
+    </w:tblStylePr>
+    <w:tblStylePr w:type="firstCol">
+      <w:rPr>
+        <w:b/>
+        <w:bCs/>
+      </w:rPr>
+    </w:tblStylePr>
+    <w:tblStylePr w:type="lastCol">
+      <w:rPr>
+        <w:b/>
+        <w:bCs/>
+      </w:rPr>
+    </w:tblStylePr>
+    <w:tblStylePr w:type="band1Vert">
+      <w:tblPr/>
+      <w:tcPr>
+        <w:shd w:val="clear" w:color="auto" w:fill="CCCCCC" w:themeFill="text1" w:themeFillTint="33"/>
+      </w:tcPr>
+    </w:tblStylePr>
+    <w:tblStylePr w:type="band1Horz">
+      <w:tblPr/>
+      <w:tcPr>
+        <w:shd w:val="clear" w:color="auto" w:fill="CCCCCC" w:themeFill="text1" w:themeFillTint="33"/>
+      </w:tcPr>
+    </w:tblStylePr>
+  </w:style>
 </w:styles>
 </file>
 

--- a/reports/Final_Report.docx
+++ b/reports/Final_Report.docx
@@ -68,7 +68,15 @@
     </w:p>
     <w:p>
       <w:r>
-        <w:t xml:space="preserve">I started the data wrangling process with </w:t>
+        <w:t xml:space="preserve">I started the data wrangling process </w:t>
+      </w:r>
+      <w:proofErr w:type="gramStart"/>
+      <w:r>
+        <w:t>with</w:t>
+      </w:r>
+      <w:proofErr w:type="gramEnd"/>
+      <w:r>
+        <w:t xml:space="preserve"> </w:t>
       </w:r>
       <w:r>
         <w:t>obtain</w:t>
@@ -77,17 +85,41 @@
         <w:t>ing</w:t>
       </w:r>
       <w:r>
-        <w:t xml:space="preserve"> the AI Jobs Dataset 2026 through KaggleHub. It loaded both an organized dataset and a raw postings file, then used the organized dataset for subsequent analysis. Its 22 variables included job title, employer characteristics, location, country, work arrangement, salary range, experience level, education, skills, specialization, and applicant count.</w:t>
-      </w:r>
-    </w:p>
-    <w:p>
-      <w:r>
-        <w:t>Initial checks found no missing values in the organized dataset and no exact duplicate rows. These checks established completeness at the table level, but did not establish that every field was accurate or that different rows represented distinct underlying vacancies. Unique URLs and collection timestamps can prevent otherwise similar postings from appearing as exact duplicates.</w:t>
-      </w:r>
-    </w:p>
-    <w:p>
-      <w:r>
-        <w:t>Three industry categories containing one posting each were excluded, leaving 51,929 rows. Company-size labels were standardized by combining two nearly equivalent descriptions of the 1,000–5,000 employee range. Education descriptions were also consolidated. In particular, the ambiguous requirement “Master's or PhD” was assigned to a master's category, a simplification that should be considered when interpreting education features.</w:t>
+        <w:t xml:space="preserve"> the AI Jobs Dataset 2026 through </w:t>
+      </w:r>
+      <w:proofErr w:type="spellStart"/>
+      <w:r>
+        <w:t>KaggleHub</w:t>
+      </w:r>
+      <w:proofErr w:type="spellEnd"/>
+      <w:r>
+        <w:t>. It loaded both an organized dataset and a raw postings file, then used the organized dataset for subsequent analysis. Its 22 variables included job title, employer characteristics, location, country, work arrangement, salary range, experience level, education, skills, specialization, and applicant count.</w:t>
+      </w:r>
+    </w:p>
+    <w:p>
+      <w:r>
+        <w:t xml:space="preserve">Initial checks found no missing values in the organized dataset and no exact duplicate rows. These checks established completeness at the table </w:t>
+      </w:r>
+      <w:proofErr w:type="gramStart"/>
+      <w:r>
+        <w:t>level, but</w:t>
+      </w:r>
+      <w:proofErr w:type="gramEnd"/>
+      <w:r>
+        <w:t xml:space="preserve"> did not establish that every field was accurate or that different rows represented distinct underlying vacancies. Unique URLs and collection timestamps can prevent otherwise similar postings from appearing as exact duplicates.</w:t>
+      </w:r>
+    </w:p>
+    <w:p>
+      <w:r>
+        <w:t>Three industry categories containing one posting each were excluded, leaving 51,929 rows. Company-size labels were standardized by combining two nearly equivalent descriptions of the 1,000–5,000 employee range. Education descriptions were also consolidated. In particular, the ambiguous requirement “</w:t>
+      </w:r>
+      <w:proofErr w:type="gramStart"/>
+      <w:r>
+        <w:t>Master's</w:t>
+      </w:r>
+      <w:proofErr w:type="gramEnd"/>
+      <w:r>
+        <w:t xml:space="preserve"> or PhD” was assigned to a master's category, a simplification that should be considered when interpreting education features.</w:t>
       </w:r>
     </w:p>
     <w:p/>
@@ -127,6 +159,9 @@
     </w:p>
     <w:p>
       <w:r>
+        <w:rPr>
+          <w:noProof/>
+        </w:rPr>
         <w:drawing>
           <wp:anchor distT="0" distB="0" distL="114300" distR="114300" simplePos="0" relativeHeight="251659264" behindDoc="0" locked="0" layoutInCell="1" allowOverlap="1" wp14:anchorId="6B82180A" wp14:editId="22A5E229">
             <wp:simplePos x="0" y="0"/>
@@ -186,11 +221,24 @@
       <w:r>
         <w:t xml:space="preserve">Machine Learning accounted for </w:t>
       </w:r>
-      <w:r>
-        <w:t xml:space="preserve">the majority of the postings with </w:t>
-      </w:r>
-      <w:r>
-        <w:t xml:space="preserve">3,245 postings, followed by MLOps with </w:t>
+      <w:proofErr w:type="gramStart"/>
+      <w:r>
+        <w:t>the majority of</w:t>
+      </w:r>
+      <w:proofErr w:type="gramEnd"/>
+      <w:r>
+        <w:t xml:space="preserve"> the postings with </w:t>
+      </w:r>
+      <w:r>
+        <w:t xml:space="preserve">3,245 postings, followed by </w:t>
+      </w:r>
+      <w:proofErr w:type="spellStart"/>
+      <w:r>
+        <w:t>MLOps</w:t>
+      </w:r>
+      <w:proofErr w:type="spellEnd"/>
+      <w:r>
+        <w:t xml:space="preserve"> with </w:t>
       </w:r>
       <w:r>
         <w:t>~1400</w:t>
@@ -375,6 +423,9 @@
     </w:p>
     <w:p>
       <w:r>
+        <w:rPr>
+          <w:noProof/>
+        </w:rPr>
         <w:drawing>
           <wp:inline distT="0" distB="0" distL="0" distR="0" wp14:anchorId="46559A9F" wp14:editId="7B43E76A">
             <wp:extent cx="5943600" cy="3172460"/>
@@ -414,7 +465,39 @@
     </w:p>
     <w:p>
       <w:r>
-        <w:t>The recorded skill-frequency analysis identified Pandas as the most common skill, appearing in approximately 46.0% of this subset. Several traditional machine-learning tools and methods appeared in approximately 39–40% of postings, including LightGBM, Scikit-learn, Random Forest, Regression, XGBoost, NumPy, Supervised Learning, and Feature Engineering. PyTorch appeared in approximately 22.1%, while several MLOps tools appeared in approximately 19%.</w:t>
+        <w:t xml:space="preserve">The recorded skill-frequency analysis identified Pandas as the most common skill, appearing in approximately 46.0% of this subset. Several traditional machine-learning tools and methods appeared in approximately 39–40% of postings, including </w:t>
+      </w:r>
+      <w:proofErr w:type="spellStart"/>
+      <w:r>
+        <w:t>LightGBM</w:t>
+      </w:r>
+      <w:proofErr w:type="spellEnd"/>
+      <w:r>
+        <w:t xml:space="preserve">, Scikit-learn, Random Forest, Regression, </w:t>
+      </w:r>
+      <w:proofErr w:type="spellStart"/>
+      <w:r>
+        <w:t>XGBoost</w:t>
+      </w:r>
+      <w:proofErr w:type="spellEnd"/>
+      <w:r>
+        <w:t xml:space="preserve">, NumPy, Supervised Learning, and Feature Engineering. </w:t>
+      </w:r>
+      <w:proofErr w:type="spellStart"/>
+      <w:r>
+        <w:t>PyTorch</w:t>
+      </w:r>
+      <w:proofErr w:type="spellEnd"/>
+      <w:r>
+        <w:t xml:space="preserve"> appeared in approximately 22.1%, while several </w:t>
+      </w:r>
+      <w:proofErr w:type="spellStart"/>
+      <w:r>
+        <w:t>MLOps</w:t>
+      </w:r>
+      <w:proofErr w:type="spellEnd"/>
+      <w:r>
+        <w:t xml:space="preserve"> tools appeared in approximately 19%.</w:t>
       </w:r>
     </w:p>
     <w:p>
@@ -488,7 +571,15 @@
               <w:cnfStyle w:val="000000000000" w:firstRow="0" w:lastRow="0" w:firstColumn="0" w:lastColumn="0" w:oddVBand="0" w:evenVBand="0" w:oddHBand="0" w:evenHBand="0" w:firstRowFirstColumn="0" w:firstRowLastColumn="0" w:lastRowFirstColumn="0" w:lastRowLastColumn="0"/>
             </w:pPr>
             <w:r>
-              <w:t>OCR, ResNet, OpenCV, YOLO, image processing</w:t>
+              <w:t xml:space="preserve">OCR, </w:t>
+            </w:r>
+            <w:proofErr w:type="spellStart"/>
+            <w:r>
+              <w:t>ResNet</w:t>
+            </w:r>
+            <w:proofErr w:type="spellEnd"/>
+            <w:r>
+              <w:t>, OpenCV, YOLO, image processing</w:t>
             </w:r>
           </w:p>
         </w:tc>
@@ -514,7 +605,15 @@
               <w:cnfStyle w:val="000000000000" w:firstRow="0" w:lastRow="0" w:firstColumn="0" w:lastColumn="0" w:oddVBand="0" w:evenVBand="0" w:oddHBand="0" w:evenHBand="0" w:firstRowFirstColumn="0" w:firstRowLastColumn="0" w:lastRowFirstColumn="0" w:lastRowLastColumn="0"/>
             </w:pPr>
             <w:r>
-              <w:t>Matplotlib, Statsmodels, SQL, A/B testing, data visualization</w:t>
+              <w:t xml:space="preserve">Matplotlib, </w:t>
+            </w:r>
+            <w:proofErr w:type="spellStart"/>
+            <w:r>
+              <w:t>Statsmodels</w:t>
+            </w:r>
+            <w:proofErr w:type="spellEnd"/>
+            <w:r>
+              <w:t>, SQL, A/B testing, data visualization</w:t>
             </w:r>
           </w:p>
         </w:tc>
@@ -540,8 +639,13 @@
               <w:cnfStyle w:val="000000000000" w:firstRow="0" w:lastRow="0" w:firstColumn="0" w:lastColumn="0" w:oddVBand="0" w:evenVBand="0" w:oddHBand="0" w:evenHBand="0" w:firstRowFirstColumn="0" w:firstRowLastColumn="0" w:lastRowFirstColumn="0" w:lastRowLastColumn="0"/>
             </w:pPr>
             <w:r>
-              <w:t>Backpropagation, CNNs, CUDA, neural networks, Keras</w:t>
-            </w:r>
+              <w:t xml:space="preserve">Backpropagation, CNNs, CUDA, neural networks, </w:t>
+            </w:r>
+            <w:proofErr w:type="spellStart"/>
+            <w:r>
+              <w:t>Keras</w:t>
+            </w:r>
+            <w:proofErr w:type="spellEnd"/>
           </w:p>
         </w:tc>
       </w:tr>
@@ -578,9 +682,11 @@
             <w:tcW w:w="2155" w:type="dxa"/>
           </w:tcPr>
           <w:p>
+            <w:proofErr w:type="spellStart"/>
             <w:r>
               <w:t>MLOps</w:t>
             </w:r>
+            <w:proofErr w:type="spellEnd"/>
           </w:p>
         </w:tc>
         <w:tc>
@@ -618,7 +724,15 @@
               <w:cnfStyle w:val="000000000000" w:firstRow="0" w:lastRow="0" w:firstColumn="0" w:lastColumn="0" w:oddVBand="0" w:evenVBand="0" w:oddHBand="0" w:evenHBand="0" w:firstRowFirstColumn="0" w:firstRowLastColumn="0" w:lastRowFirstColumn="0" w:lastRowLastColumn="0"/>
             </w:pPr>
             <w:r>
-              <w:t>Feature engineering, supervised learning, NumPy, XGBoost, regression</w:t>
+              <w:t xml:space="preserve">Feature engineering, supervised learning, NumPy, </w:t>
+            </w:r>
+            <w:proofErr w:type="spellStart"/>
+            <w:r>
+              <w:t>XGBoost</w:t>
+            </w:r>
+            <w:proofErr w:type="spellEnd"/>
+            <w:r>
+              <w:t>, regression</w:t>
             </w:r>
           </w:p>
         </w:tc>
@@ -644,7 +758,15 @@
               <w:cnfStyle w:val="000000000000" w:firstRow="0" w:lastRow="0" w:firstColumn="0" w:lastColumn="0" w:oddVBand="0" w:evenVBand="0" w:oddHBand="0" w:evenHBand="0" w:firstRowFirstColumn="0" w:firstRowLastColumn="0" w:lastRowFirstColumn="0" w:lastRowLastColumn="0"/>
             </w:pPr>
             <w:r>
-              <w:t>GPT, BERT, spaCy, tokenization, Transformers</w:t>
+              <w:t xml:space="preserve">GPT, BERT, </w:t>
+            </w:r>
+            <w:proofErr w:type="spellStart"/>
+            <w:r>
+              <w:t>spaCy</w:t>
+            </w:r>
+            <w:proofErr w:type="spellEnd"/>
+            <w:r>
+              <w:t>, tokenization, Transformers</w:t>
             </w:r>
           </w:p>
         </w:tc>
@@ -680,6 +802,9 @@
     </w:p>
     <w:p>
       <w:r>
+        <w:rPr>
+          <w:noProof/>
+        </w:rPr>
         <w:drawing>
           <wp:anchor distT="0" distB="0" distL="114300" distR="114300" simplePos="0" relativeHeight="251660288" behindDoc="0" locked="0" layoutInCell="1" allowOverlap="1" wp14:anchorId="47C24322" wp14:editId="7A932755">
             <wp:simplePos x="0" y="0"/>
@@ -760,7 +885,23 @@
     </w:p>
     <w:p>
       <w:r>
-        <w:t xml:space="preserve">I chose to work with a Linear Regression model asit provided an interpretable starting point. I also worked with a Random Forest to try a different model that wasn’t related to linear regression while wanting to see if I could find any nonlinear relationships and interactions by averaging predictions from multiple decision trees. </w:t>
+        <w:t xml:space="preserve">I chose to work with a Linear Regression model </w:t>
+      </w:r>
+      <w:proofErr w:type="spellStart"/>
+      <w:r>
+        <w:t>asit</w:t>
+      </w:r>
+      <w:proofErr w:type="spellEnd"/>
+      <w:r>
+        <w:t xml:space="preserve"> provided an interpretable starting point. I also worked with </w:t>
+      </w:r>
+      <w:proofErr w:type="gramStart"/>
+      <w:r>
+        <w:t>a Random</w:t>
+      </w:r>
+      <w:proofErr w:type="gramEnd"/>
+      <w:r>
+        <w:t xml:space="preserve"> Forest to try a different model that wasn’t related to linear regression while wanting to see if I could find any nonlinear relationships and interactions by averaging predictions from multiple decision trees. </w:t>
       </w:r>
     </w:p>
     <w:p>
@@ -779,7 +920,15 @@
     </w:p>
     <w:p>
       <w:r>
-        <w:t>These feature choices defined the information available to the models. Hyperparameters, in contrast, controlled how each model learned from that information. For example, the number of selected skills was fixed during preprocessing, while tree depth was varied during Random Forest tuning. No additional scaling step was included in the model search. Linear Regression used 20 predictors after removing two reference-category indicators; Random Forest retained all 22.</w:t>
+        <w:t xml:space="preserve">These feature choices </w:t>
+      </w:r>
+      <w:proofErr w:type="gramStart"/>
+      <w:r>
+        <w:t>defined</w:t>
+      </w:r>
+      <w:proofErr w:type="gramEnd"/>
+      <w:r>
+        <w:t xml:space="preserve"> the information available to the models. Hyperparameters, in contrast, controlled how each model learned from that information. For example, the number of selected skills was fixed during preprocessing, while tree depth was varied during Random Forest tuning. No additional scaling step was included in the model search. Linear Regression used 20 predictors after removing two reference-category indicators; Random Forest retained all 22.</w:t>
       </w:r>
     </w:p>
     <w:p>
@@ -798,14 +947,24 @@
     </w:p>
     <w:p>
       <w:r>
-        <w:t>Mean absolute error (MAE) was the primary evaluation metric because it expresses the average absolute prediction error in salary units. Root mean squared error (RMSE) provided a measure that gives greater weight to large errors. R² measured performance relative to variation in the test targets. A mean-predicting DummyRegressor provided a simple reference for assessing whether the job features improved prediction.</w:t>
-      </w:r>
-    </w:p>
+        <w:t xml:space="preserve">Mean absolute error (MAE) was the primary evaluation metric because it expresses the average absolute prediction error in salary units. Root </w:t>
+      </w:r>
+      <w:proofErr w:type="gramStart"/>
+      <w:r>
+        <w:t>mean</w:t>
+      </w:r>
+      <w:proofErr w:type="gramEnd"/>
+      <w:r>
+        <w:t xml:space="preserve"> squared error (RMSE) provided a measure that gives greater weight to large errors. R² measured performance relative to variation in the test targets. A mean-predicting DummyRegressor provided a simple reference for assessing whether the job features improved prediction.</w:t>
+      </w:r>
+    </w:p>
+    <w:p/>
     <w:p>
       <w:pPr>
         <w:pStyle w:val="Heading2"/>
       </w:pPr>
       <w:r>
+        <w:lastRenderedPageBreak/>
         <w:t>Modeling</w:t>
       </w:r>
     </w:p>
@@ -816,13 +975,20 @@
           <w:b/>
           <w:bCs/>
         </w:rPr>
-        <w:lastRenderedPageBreak/>
         <w:t>Linear Regression</w:t>
       </w:r>
     </w:p>
     <w:p>
       <w:r>
-        <w:t>Linear Regression provided an interpretable starting point. Bachelor's education and entry-level experience were omitted as reference categories, leaving 20 predictors. The same predictor columns were used for all four configurations. The search varied two settings:</w:t>
+        <w:t xml:space="preserve">Linear Regression provided an interpretable starting point. Bachelor's education and entry-level experience were omitted as reference categories, leaving 20 predictors. The same predictor columns were used for all four configurations. The search </w:t>
+      </w:r>
+      <w:proofErr w:type="gramStart"/>
+      <w:r>
+        <w:t>varied</w:t>
+      </w:r>
+      <w:proofErr w:type="gramEnd"/>
+      <w:r>
+        <w:t xml:space="preserve"> two settings:</w:t>
       </w:r>
     </w:p>
     <w:tbl>
@@ -905,9 +1071,11 @@
             <w:tcW w:w="2142" w:type="dxa"/>
           </w:tcPr>
           <w:p>
+            <w:proofErr w:type="spellStart"/>
             <w:r>
               <w:t>fit_intercept</w:t>
             </w:r>
+            <w:proofErr w:type="spellEnd"/>
           </w:p>
         </w:tc>
         <w:tc>
@@ -1006,12 +1174,36 @@
     <w:p/>
     <w:p>
       <w:r>
-        <w:t>Keeping an intercept allowed the model to represent a starting salary for the reference categories. Turning it off imposed a different constraint on the same feature matrix, and those configurations performed worse in validation. Allowing either sign for coefficients represented the original unconstrained model; restricting them to nonnegative values tested whether a simpler set of permitted relationships improved validation performance. This restriction does not guarantee positive salary predictions or establish that every feature increases salary.</w:t>
-      </w:r>
-    </w:p>
-    <w:p>
-      <w:r>
-        <w:t>The selected configuration was fit_intercept=True and positive=True. Its mean cross-validation MAE was $9,735.49, with a fold standard deviation of $157.62, compared with $9,756.88 for the original settings (fit_intercept=True, positive=False). Tuning therefore reduced validation MAE by only $21.39, approximately 0.22%. This improvement was small relative to the variation between folds. The selected model's mean training-fold MAE was $9,719.57, close to its validation MAE, providing little indication of a large training-to-validation performance gap under this evaluation.</w:t>
+        <w:t xml:space="preserve">Keeping an intercept allowed the model to represent a starting salary for the reference categories. Turning it off imposed a different constraint on the same feature matrix, and those configurations performed worse in validation. Allowing either sign for coefficients represented the original unconstrained model; restricting them to nonnegative values tested whether a simpler set of permitted relationships improved validation performance. This restriction does not guarantee positive salary predictions or establish that every feature </w:t>
+      </w:r>
+      <w:proofErr w:type="gramStart"/>
+      <w:r>
+        <w:t>increases</w:t>
+      </w:r>
+      <w:proofErr w:type="gramEnd"/>
+      <w:r>
+        <w:t xml:space="preserve"> salary.</w:t>
+      </w:r>
+    </w:p>
+    <w:p>
+      <w:r>
+        <w:t>The selected configuration was </w:t>
+      </w:r>
+      <w:proofErr w:type="spellStart"/>
+      <w:r>
+        <w:t>fit_intercept</w:t>
+      </w:r>
+      <w:proofErr w:type="spellEnd"/>
+      <w:r>
+        <w:t>=True and positive=True. Its mean cross-validation MAE was $9,735.49, with a fold standard deviation of $157.62, compared with $9,756.88 for the original settings (</w:t>
+      </w:r>
+      <w:proofErr w:type="spellStart"/>
+      <w:r>
+        <w:t>fit_intercept</w:t>
+      </w:r>
+      <w:proofErr w:type="spellEnd"/>
+      <w:r>
+        <w:t>=True, positive=False). Tuning therefore reduced validation MAE by only $21.39, approximately 0.22%. This improvement was small relative to the variation between folds. The selected model's mean training-fold MAE was $9,719.57, close to its validation MAE, providing little indication of a large training-to-validation performance gap under this evaluation.</w:t>
       </w:r>
     </w:p>
     <w:p>
@@ -1025,6 +1217,7 @@
     </w:p>
     <w:p>
       <w:r>
+        <w:lastRenderedPageBreak/>
         <w:t>Random Forest was used to capture nonlinear relationships and interactions by averaging predictions from multiple decision trees. Its search varied three hyperparameters, each with two candidate values, producing eight combinations:</w:t>
       </w:r>
     </w:p>
@@ -1055,7 +1248,6 @@
               <w:rPr>
                 <w:color w:val="auto"/>
               </w:rPr>
-              <w:lastRenderedPageBreak/>
               <w:t>Hyperparameter</w:t>
             </w:r>
           </w:p>
@@ -1110,9 +1302,11 @@
             <w:tcW w:w="2337" w:type="dxa"/>
           </w:tcPr>
           <w:p>
+            <w:proofErr w:type="spellStart"/>
             <w:r>
               <w:t>max_depth</w:t>
             </w:r>
+            <w:proofErr w:type="spellEnd"/>
           </w:p>
         </w:tc>
         <w:tc>
@@ -1162,9 +1356,11 @@
             <w:tcW w:w="2337" w:type="dxa"/>
           </w:tcPr>
           <w:p>
+            <w:proofErr w:type="spellStart"/>
             <w:r>
               <w:t>min_samples_text</w:t>
             </w:r>
+            <w:proofErr w:type="spellEnd"/>
           </w:p>
         </w:tc>
         <w:tc>
@@ -1217,9 +1413,11 @@
             <w:tcW w:w="2337" w:type="dxa"/>
           </w:tcPr>
           <w:p>
+            <w:proofErr w:type="spellStart"/>
             <w:r>
               <w:t>max_features</w:t>
             </w:r>
+            <w:proofErr w:type="spellEnd"/>
           </w:p>
         </w:tc>
         <w:tc>
@@ -1244,7 +1442,15 @@
               <w:cnfStyle w:val="000000100000" w:firstRow="0" w:lastRow="0" w:firstColumn="0" w:lastColumn="0" w:oddVBand="0" w:evenVBand="0" w:oddHBand="1" w:evenHBand="0" w:firstRowFirstColumn="0" w:firstRowLastColumn="0" w:lastRowFirstColumn="0" w:lastRowLastColumn="0"/>
             </w:pPr>
             <w:r>
-              <w:t>Fraction of predictors considered when searching for a split. The candidates correspond to half or all of the 22 features.</w:t>
+              <w:t xml:space="preserve">Fraction of predictors considered when searching for a split. The candidates correspond to half or </w:t>
+            </w:r>
+            <w:proofErr w:type="gramStart"/>
+            <w:r>
+              <w:t>all of</w:t>
+            </w:r>
+            <w:proofErr w:type="gramEnd"/>
+            <w:r>
+              <w:t xml:space="preserve"> the 22 features.</w:t>
             </w:r>
           </w:p>
         </w:tc>
@@ -1269,9 +1475,11 @@
             <w:tcW w:w="2337" w:type="dxa"/>
           </w:tcPr>
           <w:p>
+            <w:proofErr w:type="spellStart"/>
             <w:r>
               <w:t>n_estimators</w:t>
             </w:r>
+            <w:proofErr w:type="spellEnd"/>
           </w:p>
         </w:tc>
         <w:tc>
@@ -1315,20 +1523,291 @@
         </w:tc>
       </w:tr>
     </w:tbl>
-    <w:p/>
-    <w:p>
-      <w:r>
-        <w:t>The tree count was a fixed hyperparameter, so the experiment did not establish that 150 trees was optimal. The forest also used random_state=42 for repeatable random sampling. Limiting depth and increasing leaf size restricted how closely individual trees could fit local details. Considering only half the predictors at each split introduced more variation among trees, which can reduce their tendency to make similar errors.</w:t>
-      </w:r>
-    </w:p>
-    <w:p>
-      <w:r>
-        <w:t>The selected configuration used max_depth=8, min_samples_leaf=5, and max_features=0.5. Its mean cross-validation MAE was $9,559.79, with a standard deviation of $110.46. Its mean training-fold MAE was $9,258.59, giving a training-to-validation gap of about $301. In contrast, forests with no depth limit and one-sample minimum leaves had training MAEs of approximately $8,100 but validation MAEs of approximately $10,100. Their closer fit to training rows did not translate into better validation predictions.</w:t>
-      </w:r>
-    </w:p>
-    <w:p>
-      <w:r>
-        <w:br w:type="page"/>
+    <w:p>
+      <w:r>
+        <w:t xml:space="preserve">The tree count was a fixed hyperparameter, so the experiment did not establish that 150 trees </w:t>
+      </w:r>
+      <w:proofErr w:type="gramStart"/>
+      <w:r>
+        <w:t>was</w:t>
+      </w:r>
+      <w:proofErr w:type="gramEnd"/>
+      <w:r>
+        <w:t xml:space="preserve"> optimal. The forest also used </w:t>
+      </w:r>
+      <w:proofErr w:type="spellStart"/>
+      <w:r>
+        <w:t>random_state</w:t>
+      </w:r>
+      <w:proofErr w:type="spellEnd"/>
+      <w:r>
+        <w:t>=42 for repeatable random sampling. Limiting depth and increasing leaf size restricted how closely individual trees could fit local details. Considering only half the predictors at each split introduced more variation among trees, which can reduce their tendency to make similar errors.</w:t>
+      </w:r>
+    </w:p>
+    <w:p>
+      <w:r>
+        <w:t>The selected configuration used </w:t>
+      </w:r>
+      <w:proofErr w:type="spellStart"/>
+      <w:r>
+        <w:t>max_depth</w:t>
+      </w:r>
+      <w:proofErr w:type="spellEnd"/>
+      <w:r>
+        <w:t>=8, </w:t>
+      </w:r>
+      <w:proofErr w:type="spellStart"/>
+      <w:r>
+        <w:t>min_samples_leaf</w:t>
+      </w:r>
+      <w:proofErr w:type="spellEnd"/>
+      <w:r>
+        <w:t>=5, and </w:t>
+      </w:r>
+      <w:proofErr w:type="spellStart"/>
+      <w:r>
+        <w:t>max_features</w:t>
+      </w:r>
+      <w:proofErr w:type="spellEnd"/>
+      <w:r>
+        <w:t>=0.5. Its mean cross-validation MAE was $9,559.79, with a standard deviation of $110.46. Its mean training-fold MAE was $9,258.59, giving a training-to-validation gap of about $301. In contrast, forests with no depth limit and one-sample minimum leaves had training MAEs of approximately $8,100 but validation MAEs of approximately $10,100. Their closer fit to training rows did not translate into better validation predictions.</w:t>
+      </w:r>
+    </w:p>
+    <w:tbl>
+      <w:tblPr>
+        <w:tblStyle w:val="GridTable4"/>
+        <w:tblW w:w="9445" w:type="dxa"/>
+        <w:tblLook w:val="04A0" w:firstRow="1" w:lastRow="0" w:firstColumn="1" w:lastColumn="0" w:noHBand="0" w:noVBand="1"/>
+      </w:tblPr>
+      <w:tblGrid>
+        <w:gridCol w:w="4675"/>
+        <w:gridCol w:w="2250"/>
+        <w:gridCol w:w="2520"/>
+      </w:tblGrid>
+      <w:tr>
+        <w:trPr>
+          <w:cnfStyle w:val="100000000000" w:firstRow="1" w:lastRow="0" w:firstColumn="0" w:lastColumn="0" w:oddVBand="0" w:evenVBand="0" w:oddHBand="0" w:evenHBand="0" w:firstRowFirstColumn="0" w:firstRowLastColumn="0" w:lastRowFirstColumn="0" w:lastRowLastColumn="0"/>
+        </w:trPr>
+        <w:tc>
+          <w:tcPr>
+            <w:cnfStyle w:val="001000000000" w:firstRow="0" w:lastRow="0" w:firstColumn="1" w:lastColumn="0" w:oddVBand="0" w:evenVBand="0" w:oddHBand="0" w:evenHBand="0" w:firstRowFirstColumn="0" w:firstRowLastColumn="0" w:lastRowFirstColumn="0" w:lastRowLastColumn="0"/>
+            <w:tcW w:w="4675" w:type="dxa"/>
+          </w:tcPr>
+          <w:p>
+            <w:r>
+              <w:t>Configuration</w:t>
+            </w:r>
+          </w:p>
+        </w:tc>
+        <w:tc>
+          <w:tcPr>
+            <w:tcW w:w="2250" w:type="dxa"/>
+          </w:tcPr>
+          <w:p>
+            <w:pPr>
+              <w:cnfStyle w:val="100000000000" w:firstRow="1" w:lastRow="0" w:firstColumn="0" w:lastColumn="0" w:oddVBand="0" w:evenVBand="0" w:oddHBand="0" w:evenHBand="0" w:firstRowFirstColumn="0" w:firstRowLastColumn="0" w:lastRowFirstColumn="0" w:lastRowLastColumn="0"/>
+            </w:pPr>
+            <w:r>
+              <w:t>Mean training MAE</w:t>
+            </w:r>
+          </w:p>
+        </w:tc>
+        <w:tc>
+          <w:tcPr>
+            <w:tcW w:w="2520" w:type="dxa"/>
+          </w:tcPr>
+          <w:p>
+            <w:pPr>
+              <w:cnfStyle w:val="100000000000" w:firstRow="1" w:lastRow="0" w:firstColumn="0" w:lastColumn="0" w:oddVBand="0" w:evenVBand="0" w:oddHBand="0" w:evenHBand="0" w:firstRowFirstColumn="0" w:firstRowLastColumn="0" w:lastRowFirstColumn="0" w:lastRowLastColumn="0"/>
+            </w:pPr>
+            <w:r>
+              <w:t xml:space="preserve">Mean </w:t>
+            </w:r>
+            <w:r>
+              <w:t>validation</w:t>
+            </w:r>
+            <w:r>
+              <w:t xml:space="preserve"> MAE</w:t>
+            </w:r>
+          </w:p>
+        </w:tc>
+      </w:tr>
+      <w:tr>
+        <w:trPr>
+          <w:cnfStyle w:val="000000100000" w:firstRow="0" w:lastRow="0" w:firstColumn="0" w:lastColumn="0" w:oddVBand="0" w:evenVBand="0" w:oddHBand="1" w:evenHBand="0" w:firstRowFirstColumn="0" w:firstRowLastColumn="0" w:lastRowFirstColumn="0" w:lastRowLastColumn="0"/>
+        </w:trPr>
+        <w:tc>
+          <w:tcPr>
+            <w:cnfStyle w:val="001000000000" w:firstRow="0" w:lastRow="0" w:firstColumn="1" w:lastColumn="0" w:oddVBand="0" w:evenVBand="0" w:oddHBand="0" w:evenHBand="0" w:firstRowFirstColumn="0" w:firstRowLastColumn="0" w:lastRowFirstColumn="0" w:lastRowLastColumn="0"/>
+            <w:tcW w:w="4675" w:type="dxa"/>
+          </w:tcPr>
+          <w:p>
+            <w:r>
+              <w:t>Selected: depth 8, leaf minimum 5, half the features</w:t>
+            </w:r>
+          </w:p>
+        </w:tc>
+        <w:tc>
+          <w:tcPr>
+            <w:tcW w:w="2250" w:type="dxa"/>
+          </w:tcPr>
+          <w:p>
+            <w:pPr>
+              <w:cnfStyle w:val="000000100000" w:firstRow="0" w:lastRow="0" w:firstColumn="0" w:lastColumn="0" w:oddVBand="0" w:evenVBand="0" w:oddHBand="1" w:evenHBand="0" w:firstRowFirstColumn="0" w:firstRowLastColumn="0" w:lastRowFirstColumn="0" w:lastRowLastColumn="0"/>
+            </w:pPr>
+            <w:r>
+              <w:t>$9,258.59</w:t>
+            </w:r>
+          </w:p>
+        </w:tc>
+        <w:tc>
+          <w:tcPr>
+            <w:tcW w:w="2520" w:type="dxa"/>
+          </w:tcPr>
+          <w:p>
+            <w:pPr>
+              <w:cnfStyle w:val="000000100000" w:firstRow="0" w:lastRow="0" w:firstColumn="0" w:lastColumn="0" w:oddVBand="0" w:evenVBand="0" w:oddHBand="1" w:evenHBand="0" w:firstRowFirstColumn="0" w:firstRowLastColumn="0" w:lastRowFirstColumn="0" w:lastRowLastColumn="0"/>
+            </w:pPr>
+            <w:r>
+              <w:t>$9,559.79</w:t>
+            </w:r>
+          </w:p>
+        </w:tc>
+      </w:tr>
+      <w:tr>
+        <w:tc>
+          <w:tcPr>
+            <w:cnfStyle w:val="001000000000" w:firstRow="0" w:lastRow="0" w:firstColumn="1" w:lastColumn="0" w:oddVBand="0" w:evenVBand="0" w:oddHBand="0" w:evenHBand="0" w:firstRowFirstColumn="0" w:firstRowLastColumn="0" w:lastRowFirstColumn="0" w:lastRowLastColumn="0"/>
+            <w:tcW w:w="4675" w:type="dxa"/>
+          </w:tcPr>
+          <w:p>
+            <w:r>
+              <w:lastRenderedPageBreak/>
+              <w:t>Depth 8, leaf minimum 5, all features</w:t>
+            </w:r>
+          </w:p>
+        </w:tc>
+        <w:tc>
+          <w:tcPr>
+            <w:tcW w:w="2250" w:type="dxa"/>
+          </w:tcPr>
+          <w:p>
+            <w:pPr>
+              <w:cnfStyle w:val="000000000000" w:firstRow="0" w:lastRow="0" w:firstColumn="0" w:lastColumn="0" w:oddVBand="0" w:evenVBand="0" w:oddHBand="0" w:evenHBand="0" w:firstRowFirstColumn="0" w:firstRowLastColumn="0" w:lastRowFirstColumn="0" w:lastRowLastColumn="0"/>
+            </w:pPr>
+            <w:r>
+              <w:t>$9,215.73</w:t>
+            </w:r>
+            <w:r>
+              <w:tab/>
+            </w:r>
+          </w:p>
+        </w:tc>
+        <w:tc>
+          <w:tcPr>
+            <w:tcW w:w="2520" w:type="dxa"/>
+          </w:tcPr>
+          <w:p>
+            <w:pPr>
+              <w:cnfStyle w:val="000000000000" w:firstRow="0" w:lastRow="0" w:firstColumn="0" w:lastColumn="0" w:oddVBand="0" w:evenVBand="0" w:oddHBand="0" w:evenHBand="0" w:firstRowFirstColumn="0" w:firstRowLastColumn="0" w:lastRowFirstColumn="0" w:lastRowLastColumn="0"/>
+            </w:pPr>
+            <w:r>
+              <w:t>$9,581.74</w:t>
+            </w:r>
+          </w:p>
+        </w:tc>
+      </w:tr>
+      <w:tr>
+        <w:trPr>
+          <w:cnfStyle w:val="000000100000" w:firstRow="0" w:lastRow="0" w:firstColumn="0" w:lastColumn="0" w:oddVBand="0" w:evenVBand="0" w:oddHBand="1" w:evenHBand="0" w:firstRowFirstColumn="0" w:firstRowLastColumn="0" w:lastRowFirstColumn="0" w:lastRowLastColumn="0"/>
+        </w:trPr>
+        <w:tc>
+          <w:tcPr>
+            <w:cnfStyle w:val="001000000000" w:firstRow="0" w:lastRow="0" w:firstColumn="1" w:lastColumn="0" w:oddVBand="0" w:evenVBand="0" w:oddHBand="0" w:evenHBand="0" w:firstRowFirstColumn="0" w:firstRowLastColumn="0" w:lastRowFirstColumn="0" w:lastRowLastColumn="0"/>
+            <w:tcW w:w="4675" w:type="dxa"/>
+          </w:tcPr>
+          <w:p>
+            <w:r>
+              <w:t>No depth limit, leaf minimum 1, half the features</w:t>
+            </w:r>
+          </w:p>
+        </w:tc>
+        <w:tc>
+          <w:tcPr>
+            <w:tcW w:w="2250" w:type="dxa"/>
+          </w:tcPr>
+          <w:p>
+            <w:pPr>
+              <w:cnfStyle w:val="000000100000" w:firstRow="0" w:lastRow="0" w:firstColumn="0" w:lastColumn="0" w:oddVBand="0" w:evenVBand="0" w:oddHBand="1" w:evenHBand="0" w:firstRowFirstColumn="0" w:firstRowLastColumn="0" w:lastRowFirstColumn="0" w:lastRowLastColumn="0"/>
+            </w:pPr>
+            <w:r>
+              <w:t>$8,097.97</w:t>
+            </w:r>
+            <w:r>
+              <w:tab/>
+            </w:r>
+          </w:p>
+        </w:tc>
+        <w:tc>
+          <w:tcPr>
+            <w:tcW w:w="2520" w:type="dxa"/>
+          </w:tcPr>
+          <w:p>
+            <w:pPr>
+              <w:cnfStyle w:val="000000100000" w:firstRow="0" w:lastRow="0" w:firstColumn="0" w:lastColumn="0" w:oddVBand="0" w:evenVBand="0" w:oddHBand="1" w:evenHBand="0" w:firstRowFirstColumn="0" w:firstRowLastColumn="0" w:lastRowFirstColumn="0" w:lastRowLastColumn="0"/>
+            </w:pPr>
+            <w:r>
+              <w:t>$10,087.26</w:t>
+            </w:r>
+          </w:p>
+        </w:tc>
+      </w:tr>
+      <w:tr>
+        <w:tc>
+          <w:tcPr>
+            <w:cnfStyle w:val="001000000000" w:firstRow="0" w:lastRow="0" w:firstColumn="1" w:lastColumn="0" w:oddVBand="0" w:evenVBand="0" w:oddHBand="0" w:evenHBand="0" w:firstRowFirstColumn="0" w:firstRowLastColumn="0" w:lastRowFirstColumn="0" w:lastRowLastColumn="0"/>
+            <w:tcW w:w="4675" w:type="dxa"/>
+          </w:tcPr>
+          <w:p>
+            <w:r>
+              <w:t>No depth limit, leaf minimum 1, all features</w:t>
+            </w:r>
+          </w:p>
+        </w:tc>
+        <w:tc>
+          <w:tcPr>
+            <w:tcW w:w="2250" w:type="dxa"/>
+          </w:tcPr>
+          <w:p>
+            <w:pPr>
+              <w:cnfStyle w:val="000000000000" w:firstRow="0" w:lastRow="0" w:firstColumn="0" w:lastColumn="0" w:oddVBand="0" w:evenVBand="0" w:oddHBand="0" w:evenHBand="0" w:firstRowFirstColumn="0" w:firstRowLastColumn="0" w:lastRowFirstColumn="0" w:lastRowLastColumn="0"/>
+            </w:pPr>
+            <w:r>
+              <w:t>$8,102.55</w:t>
+            </w:r>
+            <w:r>
+              <w:tab/>
+            </w:r>
+          </w:p>
+        </w:tc>
+        <w:tc>
+          <w:tcPr>
+            <w:tcW w:w="2520" w:type="dxa"/>
+          </w:tcPr>
+          <w:p>
+            <w:pPr>
+              <w:cnfStyle w:val="000000000000" w:firstRow="0" w:lastRow="0" w:firstColumn="0" w:lastColumn="0" w:oddVBand="0" w:evenVBand="0" w:oddHBand="0" w:evenHBand="0" w:firstRowFirstColumn="0" w:firstRowLastColumn="0" w:lastRowFirstColumn="0" w:lastRowLastColumn="0"/>
+            </w:pPr>
+            <w:r>
+              <w:t>$10,099.54</w:t>
+            </w:r>
+          </w:p>
+        </w:tc>
+      </w:tr>
+    </w:tbl>
+    <w:p>
+      <w:r>
+        <w:t>This comparison illustrates why selection relied on validation error rather than training error. The selected configuration was best among the eight tested combinations; the limited search does not establish that it is the best possible Random Forest configuration. All tuning scores reported here remain provisional pending correction of the salary targets.</w:t>
       </w:r>
     </w:p>
     <w:p>
@@ -1343,7 +1822,6 @@
           <w:b/>
           <w:bCs/>
         </w:rPr>
-        <w:lastRenderedPageBreak/>
         <w:t>Model Comparison</w:t>
       </w:r>
     </w:p>
@@ -1611,7 +2089,15 @@
     </w:p>
     <w:p>
       <w:r>
-        <w:t>Overall, the Random Forest provided the best results.</w:t>
+        <w:t xml:space="preserve">Overall, </w:t>
+      </w:r>
+      <w:proofErr w:type="gramStart"/>
+      <w:r>
+        <w:t>the Random</w:t>
+      </w:r>
+      <w:proofErr w:type="gramEnd"/>
+      <w:r>
+        <w:t xml:space="preserve"> Forest provided the best results.</w:t>
       </w:r>
     </w:p>
     <w:p>
@@ -1624,17 +2110,34 @@
     </w:p>
     <w:p>
       <w:r>
-        <w:t>The first priority is to correct currency conversion, validate country labels against locations, and regenerate all downstream salary results. The report's salary figures, model comparison table, and conclusions about model performance should then be updated together.</w:t>
-      </w:r>
-    </w:p>
-    <w:p>
-      <w:r>
+        <w:t xml:space="preserve">The </w:t>
+      </w:r>
+      <w:proofErr w:type="gramStart"/>
+      <w:r>
+        <w:t>first priority</w:t>
+      </w:r>
+      <w:proofErr w:type="gramEnd"/>
+      <w:r>
+        <w:t xml:space="preserve"> is to correct currency conversion, validate country labels against locations, and regenerate all downstream salary results. The report's salary figures, model comparison table, and conclusions about model performance should then be updated together.</w:t>
+      </w:r>
+    </w:p>
+    <w:p>
+      <w:r>
+        <w:lastRenderedPageBreak/>
         <w:t>The predictive feature set omitted country, location, industry, work arrangement, title, and specialization. After data correction, testing these variables could establish whether they add information beyond experience. An experience-only model would also help quantify the incremental value of education and skills. Permutation importance and errors broken down by country, experience level, and specialization would provide a more complete assessment than aggregate metrics alone.</w:t>
       </w:r>
     </w:p>
     <w:p>
       <w:r>
-        <w:t>Finally, random splitting does not directly test performance on future postings or unfamiliar employers. A temporal split or employer-grouped evaluation would address those questions. Because the existing test results have already informed model comparison, further development should use a fresh final holdout or a nested evaluation design.</w:t>
+        <w:t xml:space="preserve">Finally, random splitting does not directly test performance on future postings or unfamiliar employers. A </w:t>
+      </w:r>
+      <w:proofErr w:type="gramStart"/>
+      <w:r>
+        <w:t>temporal split</w:t>
+      </w:r>
+      <w:proofErr w:type="gramEnd"/>
+      <w:r>
+        <w:t xml:space="preserve"> or employer-grouped evaluation would address those questions. Because the existing test results have already informed model comparison, further development should use a fresh final holdout or a nested evaluation design.</w:t>
       </w:r>
     </w:p>
     <w:p>
@@ -1642,7 +2145,6 @@
         <w:pStyle w:val="Heading2"/>
       </w:pPr>
       <w:r>
-        <w:lastRenderedPageBreak/>
         <w:t>Conclusion</w:t>
       </w:r>
     </w:p>
@@ -3402,6 +3904,236 @@
       </w:tcPr>
     </w:tblStylePr>
   </w:style>
+  <w:style w:type="table" w:styleId="GridTable5Dark">
+    <w:name w:val="Grid Table 5 Dark"/>
+    <w:basedOn w:val="TableNormal"/>
+    <w:uiPriority w:val="50"/>
+    <w:rsid w:val="007C4630"/>
+    <w:pPr>
+      <w:spacing w:after="0" w:line="240" w:lineRule="auto"/>
+    </w:pPr>
+    <w:tblPr>
+      <w:tblStyleRowBandSize w:val="1"/>
+      <w:tblStyleColBandSize w:val="1"/>
+      <w:tblBorders>
+        <w:top w:val="single" w:sz="4" w:space="0" w:color="FFFFFF" w:themeColor="background1"/>
+        <w:left w:val="single" w:sz="4" w:space="0" w:color="FFFFFF" w:themeColor="background1"/>
+        <w:bottom w:val="single" w:sz="4" w:space="0" w:color="FFFFFF" w:themeColor="background1"/>
+        <w:right w:val="single" w:sz="4" w:space="0" w:color="FFFFFF" w:themeColor="background1"/>
+        <w:insideH w:val="single" w:sz="4" w:space="0" w:color="FFFFFF" w:themeColor="background1"/>
+        <w:insideV w:val="single" w:sz="4" w:space="0" w:color="FFFFFF" w:themeColor="background1"/>
+      </w:tblBorders>
+    </w:tblPr>
+    <w:tcPr>
+      <w:shd w:val="clear" w:color="auto" w:fill="CCCCCC" w:themeFill="text1" w:themeFillTint="33"/>
+    </w:tcPr>
+    <w:tblStylePr w:type="firstRow">
+      <w:rPr>
+        <w:b/>
+        <w:bCs/>
+        <w:color w:val="FFFFFF" w:themeColor="background1"/>
+      </w:rPr>
+      <w:tblPr/>
+      <w:tcPr>
+        <w:tcBorders>
+          <w:top w:val="single" w:sz="4" w:space="0" w:color="FFFFFF" w:themeColor="background1"/>
+          <w:left w:val="single" w:sz="4" w:space="0" w:color="FFFFFF" w:themeColor="background1"/>
+          <w:right w:val="single" w:sz="4" w:space="0" w:color="FFFFFF" w:themeColor="background1"/>
+          <w:insideH w:val="nil"/>
+          <w:insideV w:val="nil"/>
+        </w:tcBorders>
+        <w:shd w:val="clear" w:color="auto" w:fill="000000" w:themeFill="text1"/>
+      </w:tcPr>
+    </w:tblStylePr>
+    <w:tblStylePr w:type="lastRow">
+      <w:rPr>
+        <w:b/>
+        <w:bCs/>
+        <w:color w:val="FFFFFF" w:themeColor="background1"/>
+      </w:rPr>
+      <w:tblPr/>
+      <w:tcPr>
+        <w:tcBorders>
+          <w:left w:val="single" w:sz="4" w:space="0" w:color="FFFFFF" w:themeColor="background1"/>
+          <w:bottom w:val="single" w:sz="4" w:space="0" w:color="FFFFFF" w:themeColor="background1"/>
+          <w:right w:val="single" w:sz="4" w:space="0" w:color="FFFFFF" w:themeColor="background1"/>
+          <w:insideH w:val="nil"/>
+          <w:insideV w:val="nil"/>
+        </w:tcBorders>
+        <w:shd w:val="clear" w:color="auto" w:fill="000000" w:themeFill="text1"/>
+      </w:tcPr>
+    </w:tblStylePr>
+    <w:tblStylePr w:type="firstCol">
+      <w:rPr>
+        <w:b/>
+        <w:bCs/>
+        <w:color w:val="FFFFFF" w:themeColor="background1"/>
+      </w:rPr>
+      <w:tblPr/>
+      <w:tcPr>
+        <w:tcBorders>
+          <w:top w:val="single" w:sz="4" w:space="0" w:color="FFFFFF" w:themeColor="background1"/>
+          <w:left w:val="single" w:sz="4" w:space="0" w:color="FFFFFF" w:themeColor="background1"/>
+          <w:bottom w:val="single" w:sz="4" w:space="0" w:color="FFFFFF" w:themeColor="background1"/>
+          <w:insideV w:val="nil"/>
+        </w:tcBorders>
+        <w:shd w:val="clear" w:color="auto" w:fill="000000" w:themeFill="text1"/>
+      </w:tcPr>
+    </w:tblStylePr>
+    <w:tblStylePr w:type="lastCol">
+      <w:rPr>
+        <w:b/>
+        <w:bCs/>
+        <w:color w:val="FFFFFF" w:themeColor="background1"/>
+      </w:rPr>
+      <w:tblPr/>
+      <w:tcPr>
+        <w:tcBorders>
+          <w:top w:val="single" w:sz="4" w:space="0" w:color="FFFFFF" w:themeColor="background1"/>
+          <w:bottom w:val="single" w:sz="4" w:space="0" w:color="FFFFFF" w:themeColor="background1"/>
+          <w:right w:val="single" w:sz="4" w:space="0" w:color="FFFFFF" w:themeColor="background1"/>
+          <w:insideV w:val="nil"/>
+        </w:tcBorders>
+        <w:shd w:val="clear" w:color="auto" w:fill="000000" w:themeFill="text1"/>
+      </w:tcPr>
+    </w:tblStylePr>
+    <w:tblStylePr w:type="band1Vert">
+      <w:tblPr/>
+      <w:tcPr>
+        <w:shd w:val="clear" w:color="auto" w:fill="999999" w:themeFill="text1" w:themeFillTint="66"/>
+      </w:tcPr>
+    </w:tblStylePr>
+    <w:tblStylePr w:type="band1Horz">
+      <w:tblPr/>
+      <w:tcPr>
+        <w:shd w:val="clear" w:color="auto" w:fill="999999" w:themeFill="text1" w:themeFillTint="66"/>
+      </w:tcPr>
+    </w:tblStylePr>
+  </w:style>
+  <w:style w:type="table" w:styleId="ListTable3">
+    <w:name w:val="List Table 3"/>
+    <w:basedOn w:val="TableNormal"/>
+    <w:uiPriority w:val="48"/>
+    <w:rsid w:val="007C4630"/>
+    <w:pPr>
+      <w:spacing w:after="0" w:line="240" w:lineRule="auto"/>
+    </w:pPr>
+    <w:tblPr>
+      <w:tblStyleRowBandSize w:val="1"/>
+      <w:tblStyleColBandSize w:val="1"/>
+      <w:tblBorders>
+        <w:top w:val="single" w:sz="4" w:space="0" w:color="000000" w:themeColor="text1"/>
+        <w:left w:val="single" w:sz="4" w:space="0" w:color="000000" w:themeColor="text1"/>
+        <w:bottom w:val="single" w:sz="4" w:space="0" w:color="000000" w:themeColor="text1"/>
+        <w:right w:val="single" w:sz="4" w:space="0" w:color="000000" w:themeColor="text1"/>
+      </w:tblBorders>
+    </w:tblPr>
+    <w:tblStylePr w:type="firstRow">
+      <w:rPr>
+        <w:b/>
+        <w:bCs/>
+        <w:color w:val="FFFFFF" w:themeColor="background1"/>
+      </w:rPr>
+      <w:tblPr/>
+      <w:tcPr>
+        <w:shd w:val="clear" w:color="auto" w:fill="000000" w:themeFill="text1"/>
+      </w:tcPr>
+    </w:tblStylePr>
+    <w:tblStylePr w:type="lastRow">
+      <w:rPr>
+        <w:b/>
+        <w:bCs/>
+      </w:rPr>
+      <w:tblPr/>
+      <w:tcPr>
+        <w:tcBorders>
+          <w:top w:val="double" w:sz="4" w:space="0" w:color="000000" w:themeColor="text1"/>
+        </w:tcBorders>
+        <w:shd w:val="clear" w:color="auto" w:fill="FFFFFF" w:themeFill="background1"/>
+      </w:tcPr>
+    </w:tblStylePr>
+    <w:tblStylePr w:type="firstCol">
+      <w:rPr>
+        <w:b/>
+        <w:bCs/>
+      </w:rPr>
+      <w:tblPr/>
+      <w:tcPr>
+        <w:tcBorders>
+          <w:right w:val="nil"/>
+        </w:tcBorders>
+        <w:shd w:val="clear" w:color="auto" w:fill="FFFFFF" w:themeFill="background1"/>
+      </w:tcPr>
+    </w:tblStylePr>
+    <w:tblStylePr w:type="lastCol">
+      <w:rPr>
+        <w:b/>
+        <w:bCs/>
+      </w:rPr>
+      <w:tblPr/>
+      <w:tcPr>
+        <w:tcBorders>
+          <w:left w:val="nil"/>
+        </w:tcBorders>
+        <w:shd w:val="clear" w:color="auto" w:fill="FFFFFF" w:themeFill="background1"/>
+      </w:tcPr>
+    </w:tblStylePr>
+    <w:tblStylePr w:type="band1Vert">
+      <w:tblPr/>
+      <w:tcPr>
+        <w:tcBorders>
+          <w:left w:val="single" w:sz="4" w:space="0" w:color="000000" w:themeColor="text1"/>
+          <w:right w:val="single" w:sz="4" w:space="0" w:color="000000" w:themeColor="text1"/>
+        </w:tcBorders>
+      </w:tcPr>
+    </w:tblStylePr>
+    <w:tblStylePr w:type="band1Horz">
+      <w:tblPr/>
+      <w:tcPr>
+        <w:tcBorders>
+          <w:top w:val="single" w:sz="4" w:space="0" w:color="000000" w:themeColor="text1"/>
+          <w:bottom w:val="single" w:sz="4" w:space="0" w:color="000000" w:themeColor="text1"/>
+          <w:insideH w:val="nil"/>
+        </w:tcBorders>
+      </w:tcPr>
+    </w:tblStylePr>
+    <w:tblStylePr w:type="neCell">
+      <w:tblPr/>
+      <w:tcPr>
+        <w:tcBorders>
+          <w:left w:val="nil"/>
+          <w:bottom w:val="nil"/>
+        </w:tcBorders>
+      </w:tcPr>
+    </w:tblStylePr>
+    <w:tblStylePr w:type="nwCell">
+      <w:tblPr/>
+      <w:tcPr>
+        <w:tcBorders>
+          <w:bottom w:val="nil"/>
+          <w:right w:val="nil"/>
+        </w:tcBorders>
+      </w:tcPr>
+    </w:tblStylePr>
+    <w:tblStylePr w:type="seCell">
+      <w:tblPr/>
+      <w:tcPr>
+        <w:tcBorders>
+          <w:top w:val="double" w:sz="4" w:space="0" w:color="000000" w:themeColor="text1"/>
+          <w:left w:val="nil"/>
+        </w:tcBorders>
+      </w:tcPr>
+    </w:tblStylePr>
+    <w:tblStylePr w:type="swCell">
+      <w:tblPr/>
+      <w:tcPr>
+        <w:tcBorders>
+          <w:top w:val="double" w:sz="4" w:space="0" w:color="000000" w:themeColor="text1"/>
+          <w:right w:val="nil"/>
+        </w:tcBorders>
+      </w:tcPr>
+    </w:tblStylePr>
+  </w:style>
 </w:styles>
 </file>
 
